--- a/Metodologia_Nivel_de_Vulnerabilidad_SIIS.docx
+++ b/Metodologia_Nivel_de_Vulnerabilidad_SIIS.docx
@@ -3,28 +3,44 @@
 <w:document xmlns:wpc="http://schemas.microsoft.com/office/word/2010/wordprocessingCanvas" xmlns:cx="http://schemas.microsoft.com/office/drawing/2014/chartex" xmlns:mc="http://schemas.openxmlformats.org/markup-compatibility/2006" xmlns:o="urn:schemas-microsoft-com:office:office" xmlns:r="http://schemas.openxmlformats.org/officeDocument/2006/relationships" xmlns:m="http://schemas.openxmlformats.org/officeDocument/2006/math" xmlns:v="urn:schemas-microsoft-com:vml" xmlns:wp14="http://schemas.microsoft.com/office/word/2010/wordprocessingDrawing" xmlns:wp="http://schemas.openxmlformats.org/drawingml/2006/wordprocessingDrawing" xmlns:w10="urn:schemas-microsoft-com:office:word" xmlns:w="http://schemas.openxmlformats.org/wordprocessingml/2006/main" xmlns:w14="http://schemas.microsoft.com/office/word/2010/wordml" xmlns:w15="http://schemas.microsoft.com/office/word/2012/wordml" xmlns:w16se="http://schemas.microsoft.com/office/word/2015/wordml/symex" xmlns:wpg="http://schemas.microsoft.com/office/word/2010/wordprocessingGroup" xmlns:wpi="http://schemas.microsoft.com/office/word/2010/wordprocessingInk" xmlns:wne="http://schemas.microsoft.com/office/word/2006/wordml" xmlns:wps="http://schemas.microsoft.com/office/word/2010/wordprocessingShape" mc:Ignorable="w14 w15 w16se wp14">
   <w:body>
     <w:p>
+      <w:pPr>
+        <w:jc w:val="both"/>
+        <w:rPr>
+          <w:rFonts w:ascii="Times New Roman" w:hAnsi="Times New Roman" w:cs="Times New Roman"/>
+          <w:b/>
+          <w:sz w:val="24"/>
+          <w:szCs w:val="24"/>
+        </w:rPr>
+      </w:pPr>
+      <w:r>
+        <w:rPr>
+          <w:rFonts w:ascii="Times New Roman" w:hAnsi="Times New Roman" w:cs="Times New Roman"/>
+          <w:b/>
+          <w:sz w:val="24"/>
+          <w:szCs w:val="24"/>
+        </w:rPr>
+        <w:t>Ficha Metodologica y Especificacion Tecnica</w:t>
+      </w:r>
       <w:bookmarkStart w:id="0" w:name="_GoBack"/>
       <w:bookmarkEnd w:id="0"/>
-      <w:r>
-        <w:t>Ficha Metodologica y Especificacion Tecnica</w:t>
-      </w:r>
     </w:p>
     <w:p>
       <w:pPr>
         <w:spacing w:after="120"/>
-        <w:rPr>
-          <w:rFonts w:ascii="Calibri" w:hAnsi="Calibri" w:cs="Calibri"/>
-          <w:b/>
-          <w:color w:val="386F38"/>
-          <w:sz w:val="40"/>
-        </w:rPr>
-      </w:pPr>
-      <w:r>
-        <w:rPr>
-          <w:rFonts w:ascii="Calibri" w:hAnsi="Calibri" w:cs="Calibri"/>
-          <w:b/>
-          <w:color w:val="386F38"/>
-          <w:sz w:val="40"/>
+        <w:jc w:val="both"/>
+        <w:rPr>
+          <w:rFonts w:ascii="Times New Roman" w:hAnsi="Times New Roman" w:cs="Times New Roman"/>
+          <w:color w:val="386F38"/>
+          <w:sz w:val="24"/>
+          <w:szCs w:val="24"/>
+        </w:rPr>
+      </w:pPr>
+      <w:r>
+        <w:rPr>
+          <w:rFonts w:ascii="Times New Roman" w:hAnsi="Times New Roman" w:cs="Times New Roman"/>
+          <w:color w:val="386F38"/>
+          <w:sz w:val="24"/>
+          <w:szCs w:val="24"/>
         </w:rPr>
         <w:t>Indicador de 'Nivel de Vulnerabilidad Socioeconomica' (0 a 17 anos)</w:t>
       </w:r>
@@ -32,21 +48,22 @@
     <w:p>
       <w:pPr>
         <w:spacing w:after="360"/>
-        <w:rPr>
-          <w:rFonts w:ascii="Calibri" w:hAnsi="Calibri" w:cs="Calibri"/>
-          <w:b/>
+        <w:jc w:val="both"/>
+        <w:rPr>
+          <w:rFonts w:ascii="Times New Roman" w:hAnsi="Times New Roman" w:cs="Times New Roman"/>
           <w:i/>
           <w:color w:val="666666"/>
           <w:sz w:val="24"/>
-        </w:rPr>
-      </w:pPr>
-      <w:r>
-        <w:rPr>
-          <w:rFonts w:ascii="Calibri" w:hAnsi="Calibri" w:cs="Calibri"/>
-          <w:b/>
+          <w:szCs w:val="24"/>
+        </w:rPr>
+      </w:pPr>
+      <w:r>
+        <w:rPr>
+          <w:rFonts w:ascii="Times New Roman" w:hAnsi="Times New Roman" w:cs="Times New Roman"/>
           <w:i/>
           <w:color w:val="666666"/>
           <w:sz w:val="24"/>
+          <w:szCs w:val="24"/>
         </w:rPr>
         <w:t>Sistema de Informacion Integrado Social (SIIS) - Ministerio de Capital Humano</w:t>
       </w:r>
@@ -54,21 +71,22 @@
     <w:p>
       <w:pPr>
         <w:spacing w:after="360"/>
-        <w:rPr>
-          <w:rFonts w:ascii="Calibri" w:hAnsi="Calibri" w:cs="Calibri"/>
-          <w:b/>
+        <w:jc w:val="both"/>
+        <w:rPr>
+          <w:rFonts w:ascii="Times New Roman" w:hAnsi="Times New Roman" w:cs="Times New Roman"/>
           <w:i/>
           <w:color w:val="666666"/>
           <w:sz w:val="24"/>
-        </w:rPr>
-      </w:pPr>
-      <w:r>
-        <w:rPr>
-          <w:rFonts w:ascii="Calibri" w:hAnsi="Calibri" w:cs="Calibri"/>
-          <w:b/>
+          <w:szCs w:val="24"/>
+        </w:rPr>
+      </w:pPr>
+      <w:r>
+        <w:rPr>
+          <w:rFonts w:ascii="Times New Roman" w:hAnsi="Times New Roman" w:cs="Times New Roman"/>
           <w:i/>
           <w:color w:val="666666"/>
           <w:sz w:val="24"/>
+          <w:szCs w:val="24"/>
         </w:rPr>
         <w:t>SECCION 1: Vision General y Funcionamiento Conceptual</w:t>
       </w:r>
@@ -76,21 +94,22 @@
     <w:p>
       <w:pPr>
         <w:spacing w:before="240" w:after="200"/>
-        <w:rPr>
-          <w:rFonts w:ascii="Calibri" w:hAnsi="Calibri" w:cs="Calibri"/>
-          <w:b/>
-          <w:i/>
-          <w:color w:val="386F38"/>
-          <w:sz w:val="30"/>
-        </w:rPr>
-      </w:pPr>
-      <w:r>
-        <w:rPr>
-          <w:rFonts w:ascii="Calibri" w:hAnsi="Calibri" w:cs="Calibri"/>
-          <w:b/>
-          <w:i/>
-          <w:color w:val="386F38"/>
-          <w:sz w:val="30"/>
+        <w:jc w:val="both"/>
+        <w:rPr>
+          <w:rFonts w:ascii="Times New Roman" w:hAnsi="Times New Roman" w:cs="Times New Roman"/>
+          <w:i/>
+          <w:color w:val="386F38"/>
+          <w:sz w:val="24"/>
+          <w:szCs w:val="24"/>
+        </w:rPr>
+      </w:pPr>
+      <w:r>
+        <w:rPr>
+          <w:rFonts w:ascii="Times New Roman" w:hAnsi="Times New Roman" w:cs="Times New Roman"/>
+          <w:i/>
+          <w:color w:val="386F38"/>
+          <w:sz w:val="24"/>
+          <w:szCs w:val="24"/>
         </w:rPr>
         <w:t>(Explicacion Ejecutiva y Didactica)</w:t>
       </w:r>
@@ -98,21 +117,22 @@
     <w:p>
       <w:pPr>
         <w:spacing w:before="240" w:after="200"/>
-        <w:rPr>
-          <w:rFonts w:ascii="Calibri" w:hAnsi="Calibri" w:cs="Calibri"/>
-          <w:b/>
-          <w:i/>
-          <w:color w:val="386F38"/>
-          <w:sz w:val="30"/>
-        </w:rPr>
-      </w:pPr>
-      <w:r>
-        <w:rPr>
-          <w:rFonts w:ascii="Calibri" w:hAnsi="Calibri" w:cs="Calibri"/>
-          <w:b/>
-          <w:i/>
-          <w:color w:val="386F38"/>
-          <w:sz w:val="30"/>
+        <w:jc w:val="both"/>
+        <w:rPr>
+          <w:rFonts w:ascii="Times New Roman" w:hAnsi="Times New Roman" w:cs="Times New Roman"/>
+          <w:i/>
+          <w:color w:val="386F38"/>
+          <w:sz w:val="24"/>
+          <w:szCs w:val="24"/>
+        </w:rPr>
+      </w:pPr>
+      <w:r>
+        <w:rPr>
+          <w:rFonts w:ascii="Times New Roman" w:hAnsi="Times New Roman" w:cs="Times New Roman"/>
+          <w:i/>
+          <w:color w:val="386F38"/>
+          <w:sz w:val="24"/>
+          <w:szCs w:val="24"/>
         </w:rPr>
         <w:t>1.1 Que es el filtro de Nivel de Vulnerabilidad?</w:t>
       </w:r>
@@ -120,21 +140,22 @@
     <w:p>
       <w:pPr>
         <w:spacing w:before="240" w:after="200"/>
-        <w:rPr>
-          <w:rFonts w:ascii="Calibri" w:hAnsi="Calibri" w:cs="Calibri"/>
-          <w:b/>
-          <w:i/>
-          <w:color w:val="386F38"/>
-          <w:sz w:val="30"/>
-        </w:rPr>
-      </w:pPr>
-      <w:r>
-        <w:rPr>
-          <w:rFonts w:ascii="Calibri" w:hAnsi="Calibri" w:cs="Calibri"/>
-          <w:b/>
-          <w:i/>
-          <w:color w:val="386F38"/>
-          <w:sz w:val="30"/>
+        <w:jc w:val="both"/>
+        <w:rPr>
+          <w:rFonts w:ascii="Times New Roman" w:hAnsi="Times New Roman" w:cs="Times New Roman"/>
+          <w:i/>
+          <w:color w:val="386F38"/>
+          <w:sz w:val="24"/>
+          <w:szCs w:val="24"/>
+        </w:rPr>
+      </w:pPr>
+      <w:r>
+        <w:rPr>
+          <w:rFonts w:ascii="Times New Roman" w:hAnsi="Times New Roman" w:cs="Times New Roman"/>
+          <w:i/>
+          <w:color w:val="386F38"/>
+          <w:sz w:val="24"/>
+          <w:szCs w:val="24"/>
         </w:rPr>
         <w:t>El indicador de Nivel de Vulnerabilidad Socioeconomica clasifica a la poblacion de ninas, ninos y adolescentes (0 a 17 anos) de la Republica Argentina en tres estratos homogeneos, definidos en funcion de la capacidad de ingreso de sus hogares para acceder a la Canasta Basica Alimentaria (CBA) y la Canasta Basica Total (CBT):</w:t>
       </w:r>
@@ -142,32 +163,35 @@
     <w:p>
       <w:pPr>
         <w:spacing w:before="240" w:after="120"/>
-        <w:rPr>
-          <w:rFonts w:ascii="Calibri" w:hAnsi="Calibri" w:cs="Calibri"/>
-          <w:b/>
-          <w:i/>
-          <w:color w:val="000000"/>
+        <w:jc w:val="both"/>
+        <w:rPr>
+          <w:rFonts w:ascii="Times New Roman" w:hAnsi="Times New Roman" w:cs="Times New Roman"/>
+          <w:i/>
+          <w:color w:val="000000"/>
+          <w:sz w:val="24"/>
+          <w:szCs w:val="24"/>
         </w:rPr>
       </w:pPr>
     </w:p>
     <w:p>
       <w:pPr>
         <w:spacing w:before="240" w:after="80"/>
-        <w:rPr>
-          <w:rFonts w:ascii="Calibri" w:hAnsi="Calibri" w:cs="Calibri"/>
-          <w:b/>
-          <w:i/>
-          <w:color w:val="000000"/>
-          <w:sz w:val="21"/>
-        </w:rPr>
-      </w:pPr>
-      <w:r>
-        <w:rPr>
-          <w:rFonts w:ascii="Calibri" w:hAnsi="Calibri" w:cs="Calibri"/>
-          <w:b/>
-          <w:i/>
-          <w:color w:val="000000"/>
-          <w:sz w:val="21"/>
+        <w:jc w:val="both"/>
+        <w:rPr>
+          <w:rFonts w:ascii="Times New Roman" w:hAnsi="Times New Roman" w:cs="Times New Roman"/>
+          <w:i/>
+          <w:color w:val="000000"/>
+          <w:sz w:val="24"/>
+          <w:szCs w:val="24"/>
+        </w:rPr>
+      </w:pPr>
+      <w:r>
+        <w:rPr>
+          <w:rFonts w:ascii="Times New Roman" w:hAnsi="Times New Roman" w:cs="Times New Roman"/>
+          <w:i/>
+          <w:color w:val="000000"/>
+          <w:sz w:val="24"/>
+          <w:szCs w:val="24"/>
         </w:rPr>
         <w:t>[1] Indigencia Extrema (CBA): Hogares cuyos ingresos se ubican por debajo de la Canasta Basica Alimentaria. Representa la poblacion en situacion de vulnerabilidad extrema e inseguridad alimentaria critica.</w:t>
       </w:r>
@@ -175,21 +199,22 @@
     <w:p>
       <w:pPr>
         <w:spacing w:before="240" w:after="80"/>
-        <w:rPr>
-          <w:rFonts w:ascii="Calibri" w:hAnsi="Calibri" w:cs="Calibri"/>
-          <w:b/>
-          <w:i/>
-          <w:color w:val="000000"/>
-          <w:sz w:val="21"/>
-        </w:rPr>
-      </w:pPr>
-      <w:r>
-        <w:rPr>
-          <w:rFonts w:ascii="Calibri" w:hAnsi="Calibri" w:cs="Calibri"/>
-          <w:b/>
-          <w:i/>
-          <w:color w:val="000000"/>
-          <w:sz w:val="21"/>
+        <w:jc w:val="both"/>
+        <w:rPr>
+          <w:rFonts w:ascii="Times New Roman" w:hAnsi="Times New Roman" w:cs="Times New Roman"/>
+          <w:i/>
+          <w:color w:val="000000"/>
+          <w:sz w:val="24"/>
+          <w:szCs w:val="24"/>
+        </w:rPr>
+      </w:pPr>
+      <w:r>
+        <w:rPr>
+          <w:rFonts w:ascii="Times New Roman" w:hAnsi="Times New Roman" w:cs="Times New Roman"/>
+          <w:i/>
+          <w:color w:val="000000"/>
+          <w:sz w:val="24"/>
+          <w:szCs w:val="24"/>
         </w:rPr>
         <w:t>[2] Pobreza No Indigente (CBT): Hogares que logran cubrir la alimentacion basica pero cuyos ingresos se encuentran entre la CBA y la Canasta Basica Total, presentando brechas en servicios esenciales.</w:t>
       </w:r>
@@ -197,21 +222,22 @@
     <w:p>
       <w:pPr>
         <w:spacing w:before="240" w:after="280"/>
-        <w:rPr>
-          <w:rFonts w:ascii="Calibri" w:hAnsi="Calibri" w:cs="Calibri"/>
-          <w:b/>
-          <w:i/>
-          <w:color w:val="000000"/>
-          <w:sz w:val="21"/>
-        </w:rPr>
-      </w:pPr>
-      <w:r>
-        <w:rPr>
-          <w:rFonts w:ascii="Calibri" w:hAnsi="Calibri" w:cs="Calibri"/>
-          <w:b/>
-          <w:i/>
-          <w:color w:val="000000"/>
-          <w:sz w:val="21"/>
+        <w:jc w:val="both"/>
+        <w:rPr>
+          <w:rFonts w:ascii="Times New Roman" w:hAnsi="Times New Roman" w:cs="Times New Roman"/>
+          <w:i/>
+          <w:color w:val="000000"/>
+          <w:sz w:val="24"/>
+          <w:szCs w:val="24"/>
+        </w:rPr>
+      </w:pPr>
+      <w:r>
+        <w:rPr>
+          <w:rFonts w:ascii="Times New Roman" w:hAnsi="Times New Roman" w:cs="Times New Roman"/>
+          <w:i/>
+          <w:color w:val="000000"/>
+          <w:sz w:val="24"/>
+          <w:szCs w:val="24"/>
         </w:rPr>
         <w:t>[3] Vulnerable No Pobre: Hogares en franja de monitoreo preventivo (ingresos hasta 1.5 CBT) que no estan bajo la linea de pobreza pero se encuentran expuestos a riesgos ante shocks economicos.</w:t>
       </w:r>
@@ -219,21 +245,22 @@
     <w:p>
       <w:pPr>
         <w:spacing w:before="240" w:after="280"/>
-        <w:rPr>
-          <w:rFonts w:ascii="Calibri" w:hAnsi="Calibri" w:cs="Calibri"/>
-          <w:b/>
-          <w:i/>
-          <w:color w:val="000000"/>
-          <w:sz w:val="21"/>
-        </w:rPr>
-      </w:pPr>
-      <w:r>
-        <w:rPr>
-          <w:rFonts w:ascii="Calibri" w:hAnsi="Calibri" w:cs="Calibri"/>
-          <w:b/>
-          <w:i/>
-          <w:color w:val="000000"/>
-          <w:sz w:val="21"/>
+        <w:jc w:val="both"/>
+        <w:rPr>
+          <w:rFonts w:ascii="Times New Roman" w:hAnsi="Times New Roman" w:cs="Times New Roman"/>
+          <w:i/>
+          <w:color w:val="000000"/>
+          <w:sz w:val="24"/>
+          <w:szCs w:val="24"/>
+        </w:rPr>
+      </w:pPr>
+      <w:r>
+        <w:rPr>
+          <w:rFonts w:ascii="Times New Roman" w:hAnsi="Times New Roman" w:cs="Times New Roman"/>
+          <w:i/>
+          <w:color w:val="000000"/>
+          <w:sz w:val="24"/>
+          <w:szCs w:val="24"/>
         </w:rPr>
         <w:t>1.2 Mecanismo Operativo en 2 Pasos</w:t>
       </w:r>
@@ -241,21 +268,22 @@
     <w:p>
       <w:pPr>
         <w:spacing w:before="240" w:after="280"/>
-        <w:rPr>
-          <w:rFonts w:ascii="Calibri" w:hAnsi="Calibri" w:cs="Calibri"/>
-          <w:b/>
-          <w:i/>
-          <w:color w:val="000000"/>
-          <w:sz w:val="21"/>
-        </w:rPr>
-      </w:pPr>
-      <w:r>
-        <w:rPr>
-          <w:rFonts w:ascii="Calibri" w:hAnsi="Calibri" w:cs="Calibri"/>
-          <w:b/>
-          <w:i/>
-          <w:color w:val="000000"/>
-          <w:sz w:val="21"/>
+        <w:jc w:val="both"/>
+        <w:rPr>
+          <w:rFonts w:ascii="Times New Roman" w:hAnsi="Times New Roman" w:cs="Times New Roman"/>
+          <w:i/>
+          <w:color w:val="000000"/>
+          <w:sz w:val="24"/>
+          <w:szCs w:val="24"/>
+        </w:rPr>
+      </w:pPr>
+      <w:r>
+        <w:rPr>
+          <w:rFonts w:ascii="Times New Roman" w:hAnsi="Times New Roman" w:cs="Times New Roman"/>
+          <w:i/>
+          <w:color w:val="000000"/>
+          <w:sz w:val="24"/>
+          <w:szCs w:val="24"/>
         </w:rPr>
         <w:t>Cada vez que un usuario interactua con el selector de Vulnerabilidad en el tablero, el motor analitico realiza un doble procesamiento simultaneo:</w:t>
       </w:r>
@@ -263,33 +291,35 @@
     <w:p>
       <w:pPr>
         <w:spacing w:before="240" w:after="280"/>
-        <w:rPr>
-          <w:rFonts w:ascii="Calibri" w:hAnsi="Calibri" w:cs="Calibri"/>
-          <w:b/>
-          <w:i/>
-          <w:color w:val="000000"/>
-          <w:sz w:val="21"/>
+        <w:jc w:val="both"/>
+        <w:rPr>
+          <w:rFonts w:ascii="Times New Roman" w:hAnsi="Times New Roman" w:cs="Times New Roman"/>
+          <w:i/>
+          <w:color w:val="000000"/>
+          <w:sz w:val="24"/>
+          <w:szCs w:val="24"/>
         </w:rPr>
       </w:pPr>
     </w:p>
     <w:p>
       <w:pPr>
         <w:spacing w:before="240" w:after="280"/>
-        <w:rPr>
-          <w:rFonts w:ascii="Calibri" w:hAnsi="Calibri" w:cs="Calibri"/>
-          <w:b/>
-          <w:i/>
-          <w:color w:val="000000"/>
-          <w:sz w:val="21"/>
-        </w:rPr>
-      </w:pPr>
-      <w:r>
-        <w:rPr>
-          <w:rFonts w:ascii="Calibri" w:hAnsi="Calibri" w:cs="Calibri"/>
-          <w:b/>
-          <w:i/>
-          <w:color w:val="000000"/>
-          <w:sz w:val="21"/>
+        <w:jc w:val="both"/>
+        <w:rPr>
+          <w:rFonts w:ascii="Times New Roman" w:hAnsi="Times New Roman" w:cs="Times New Roman"/>
+          <w:i/>
+          <w:color w:val="000000"/>
+          <w:sz w:val="24"/>
+          <w:szCs w:val="24"/>
+        </w:rPr>
+      </w:pPr>
+      <w:r>
+        <w:rPr>
+          <w:rFonts w:ascii="Times New Roman" w:hAnsi="Times New Roman" w:cs="Times New Roman"/>
+          <w:i/>
+          <w:color w:val="000000"/>
+          <w:sz w:val="24"/>
+          <w:szCs w:val="24"/>
         </w:rPr>
         <w:t>PASO 1: Redimensionamiento de la Masa Poblacional (Padron Atribuible)</w:t>
       </w:r>
@@ -297,21 +327,22 @@
     <w:p>
       <w:pPr>
         <w:spacing w:before="240" w:after="280"/>
-        <w:rPr>
-          <w:rFonts w:ascii="Calibri" w:hAnsi="Calibri" w:cs="Calibri"/>
-          <w:b/>
-          <w:i/>
-          <w:color w:val="000000"/>
-          <w:sz w:val="21"/>
-        </w:rPr>
-      </w:pPr>
-      <w:r>
-        <w:rPr>
-          <w:rFonts w:ascii="Calibri" w:hAnsi="Calibri" w:cs="Calibri"/>
-          <w:b/>
-          <w:i/>
-          <w:color w:val="000000"/>
-          <w:sz w:val="21"/>
+        <w:jc w:val="both"/>
+        <w:rPr>
+          <w:rFonts w:ascii="Times New Roman" w:hAnsi="Times New Roman" w:cs="Times New Roman"/>
+          <w:i/>
+          <w:color w:val="000000"/>
+          <w:sz w:val="24"/>
+          <w:szCs w:val="24"/>
+        </w:rPr>
+      </w:pPr>
+      <w:r>
+        <w:rPr>
+          <w:rFonts w:ascii="Times New Roman" w:hAnsi="Times New Roman" w:cs="Times New Roman"/>
+          <w:i/>
+          <w:color w:val="000000"/>
+          <w:sz w:val="24"/>
+          <w:szCs w:val="24"/>
         </w:rPr>
         <w:t>Sobre el padron total nacional de 12.8 millones de NNA (0 a 17 anos), la formula distribuye las ponderaciones poblacionales relativas:</w:t>
       </w:r>
@@ -319,21 +350,22 @@
     <w:p>
       <w:pPr>
         <w:spacing w:before="240" w:after="280"/>
-        <w:rPr>
-          <w:rFonts w:ascii="Calibri" w:hAnsi="Calibri" w:cs="Calibri"/>
-          <w:b/>
-          <w:i/>
-          <w:color w:val="000000"/>
-          <w:sz w:val="21"/>
-        </w:rPr>
-      </w:pPr>
-      <w:r>
-        <w:rPr>
-          <w:rFonts w:ascii="Calibri" w:hAnsi="Calibri" w:cs="Calibri"/>
-          <w:b/>
-          <w:i/>
-          <w:color w:val="000000"/>
-          <w:sz w:val="21"/>
+        <w:jc w:val="both"/>
+        <w:rPr>
+          <w:rFonts w:ascii="Times New Roman" w:hAnsi="Times New Roman" w:cs="Times New Roman"/>
+          <w:i/>
+          <w:color w:val="000000"/>
+          <w:sz w:val="24"/>
+          <w:szCs w:val="24"/>
+        </w:rPr>
+      </w:pPr>
+      <w:r>
+        <w:rPr>
+          <w:rFonts w:ascii="Times New Roman" w:hAnsi="Times New Roman" w:cs="Times New Roman"/>
+          <w:i/>
+          <w:color w:val="000000"/>
+          <w:sz w:val="24"/>
+          <w:szCs w:val="24"/>
         </w:rPr>
         <w:t>- Indigencia Extrema: Filtra y focaliza en el 38% de los chicos mas necesitados (~4.86M NNA).</w:t>
       </w:r>
@@ -341,21 +373,22 @@
     <w:p>
       <w:pPr>
         <w:spacing w:before="240" w:after="280"/>
-        <w:rPr>
-          <w:rFonts w:ascii="Calibri" w:hAnsi="Calibri" w:cs="Calibri"/>
-          <w:b/>
-          <w:i/>
-          <w:color w:val="000000"/>
-          <w:sz w:val="21"/>
-        </w:rPr>
-      </w:pPr>
-      <w:r>
-        <w:rPr>
-          <w:rFonts w:ascii="Calibri" w:hAnsi="Calibri" w:cs="Calibri"/>
-          <w:b/>
-          <w:i/>
-          <w:color w:val="000000"/>
-          <w:sz w:val="21"/>
+        <w:jc w:val="both"/>
+        <w:rPr>
+          <w:rFonts w:ascii="Times New Roman" w:hAnsi="Times New Roman" w:cs="Times New Roman"/>
+          <w:i/>
+          <w:color w:val="000000"/>
+          <w:sz w:val="24"/>
+          <w:szCs w:val="24"/>
+        </w:rPr>
+      </w:pPr>
+      <w:r>
+        <w:rPr>
+          <w:rFonts w:ascii="Times New Roman" w:hAnsi="Times New Roman" w:cs="Times New Roman"/>
+          <w:i/>
+          <w:color w:val="000000"/>
+          <w:sz w:val="24"/>
+          <w:szCs w:val="24"/>
         </w:rPr>
         <w:t>- Pobreza No Indigente: Focaliza en el 32% de la cohorte (~4.10M NNA).</w:t>
       </w:r>
@@ -363,21 +396,22 @@
     <w:p>
       <w:pPr>
         <w:spacing w:before="240" w:after="280"/>
-        <w:rPr>
-          <w:rFonts w:ascii="Calibri" w:hAnsi="Calibri" w:cs="Calibri"/>
-          <w:b/>
-          <w:i/>
-          <w:color w:val="000000"/>
-          <w:sz w:val="21"/>
-        </w:rPr>
-      </w:pPr>
-      <w:r>
-        <w:rPr>
-          <w:rFonts w:ascii="Calibri" w:hAnsi="Calibri" w:cs="Calibri"/>
-          <w:b/>
-          <w:i/>
-          <w:color w:val="000000"/>
-          <w:sz w:val="21"/>
+        <w:jc w:val="both"/>
+        <w:rPr>
+          <w:rFonts w:ascii="Times New Roman" w:hAnsi="Times New Roman" w:cs="Times New Roman"/>
+          <w:i/>
+          <w:color w:val="000000"/>
+          <w:sz w:val="24"/>
+          <w:szCs w:val="24"/>
+        </w:rPr>
+      </w:pPr>
+      <w:r>
+        <w:rPr>
+          <w:rFonts w:ascii="Times New Roman" w:hAnsi="Times New Roman" w:cs="Times New Roman"/>
+          <w:i/>
+          <w:color w:val="000000"/>
+          <w:sz w:val="24"/>
+          <w:szCs w:val="24"/>
         </w:rPr>
         <w:t>- Vulnerable No Pobre: Focaliza en el 30% restante de la cohorte (~3.84M NNA).</w:t>
       </w:r>
@@ -385,33 +419,35 @@
     <w:p>
       <w:pPr>
         <w:spacing w:before="240" w:after="280"/>
-        <w:rPr>
-          <w:rFonts w:ascii="Calibri" w:hAnsi="Calibri" w:cs="Calibri"/>
-          <w:b/>
-          <w:i/>
-          <w:color w:val="000000"/>
-          <w:sz w:val="21"/>
+        <w:jc w:val="both"/>
+        <w:rPr>
+          <w:rFonts w:ascii="Times New Roman" w:hAnsi="Times New Roman" w:cs="Times New Roman"/>
+          <w:i/>
+          <w:color w:val="000000"/>
+          <w:sz w:val="24"/>
+          <w:szCs w:val="24"/>
         </w:rPr>
       </w:pPr>
     </w:p>
     <w:p>
       <w:pPr>
         <w:spacing w:before="240" w:after="280"/>
-        <w:rPr>
-          <w:rFonts w:ascii="Calibri" w:hAnsi="Calibri" w:cs="Calibri"/>
-          <w:b/>
-          <w:i/>
-          <w:color w:val="000000"/>
-          <w:sz w:val="21"/>
-        </w:rPr>
-      </w:pPr>
-      <w:r>
-        <w:rPr>
-          <w:rFonts w:ascii="Calibri" w:hAnsi="Calibri" w:cs="Calibri"/>
-          <w:b/>
-          <w:i/>
-          <w:color w:val="000000"/>
-          <w:sz w:val="21"/>
+        <w:jc w:val="both"/>
+        <w:rPr>
+          <w:rFonts w:ascii="Times New Roman" w:hAnsi="Times New Roman" w:cs="Times New Roman"/>
+          <w:i/>
+          <w:color w:val="000000"/>
+          <w:sz w:val="24"/>
+          <w:szCs w:val="24"/>
+        </w:rPr>
+      </w:pPr>
+      <w:r>
+        <w:rPr>
+          <w:rFonts w:ascii="Times New Roman" w:hAnsi="Times New Roman" w:cs="Times New Roman"/>
+          <w:i/>
+          <w:color w:val="000000"/>
+          <w:sz w:val="24"/>
+          <w:szCs w:val="24"/>
         </w:rPr>
         <w:t>PASO 2: Recalibracion Dinamica de las Tasas de Cobertura</w:t>
       </w:r>
@@ -419,43 +455,46 @@
     <w:p>
       <w:pPr>
         <w:spacing w:before="240" w:after="280"/>
-        <w:rPr>
-          <w:rFonts w:ascii="Calibri" w:hAnsi="Calibri" w:cs="Calibri"/>
-          <w:b/>
-          <w:i/>
-          <w:color w:val="000000"/>
-          <w:sz w:val="21"/>
-        </w:rPr>
-      </w:pPr>
-      <w:r>
-        <w:rPr>
-          <w:rFonts w:ascii="Calibri" w:hAnsi="Calibri" w:cs="Calibri"/>
-          <w:b/>
-          <w:i/>
-          <w:color w:val="000000"/>
-          <w:sz w:val="21"/>
-        </w:rPr>
+        <w:jc w:val="both"/>
+        <w:rPr>
+          <w:rFonts w:ascii="Times New Roman" w:hAnsi="Times New Roman" w:cs="Times New Roman"/>
+          <w:i/>
+          <w:color w:val="000000"/>
+          <w:sz w:val="24"/>
+          <w:szCs w:val="24"/>
+        </w:rPr>
+      </w:pPr>
+      <w:r>
+        <w:rPr>
+          <w:rFonts w:ascii="Times New Roman" w:hAnsi="Times New Roman" w:cs="Times New Roman"/>
+          <w:i/>
+          <w:color w:val="000000"/>
+          <w:sz w:val="24"/>
+          <w:szCs w:val="24"/>
+        </w:rPr>
+        <w:lastRenderedPageBreak/>
         <w:t>El modelo reconoce que la efectividad de las politicas publicas y el acceso a servicios difieren sustancialmente segun el estrato socioeconomico:</w:t>
       </w:r>
     </w:p>
     <w:p>
       <w:pPr>
         <w:spacing w:before="240" w:after="280"/>
-        <w:rPr>
-          <w:rFonts w:ascii="Calibri" w:hAnsi="Calibri" w:cs="Calibri"/>
-          <w:b/>
-          <w:i/>
-          <w:color w:val="000000"/>
-          <w:sz w:val="21"/>
-        </w:rPr>
-      </w:pPr>
-      <w:r>
-        <w:rPr>
-          <w:rFonts w:ascii="Calibri" w:hAnsi="Calibri" w:cs="Calibri"/>
-          <w:b/>
-          <w:i/>
-          <w:color w:val="000000"/>
-          <w:sz w:val="21"/>
+        <w:jc w:val="both"/>
+        <w:rPr>
+          <w:rFonts w:ascii="Times New Roman" w:hAnsi="Times New Roman" w:cs="Times New Roman"/>
+          <w:i/>
+          <w:color w:val="000000"/>
+          <w:sz w:val="24"/>
+          <w:szCs w:val="24"/>
+        </w:rPr>
+      </w:pPr>
+      <w:r>
+        <w:rPr>
+          <w:rFonts w:ascii="Times New Roman" w:hAnsi="Times New Roman" w:cs="Times New Roman"/>
+          <w:i/>
+          <w:color w:val="000000"/>
+          <w:sz w:val="24"/>
+          <w:szCs w:val="24"/>
         </w:rPr>
         <w:t>- En Indigencia Extrema: AUH y Tarjeta Alimentar suben a niveles maximos (~89-92%), reflejando la alta focalizacion de las transferencias directas del Estado. En contrapartida, el subsidio RASE cae (-14%) exponiendo la brecha de acceso a gas de red, y la escolarizaciÃ³n presenta mayor disparidad territorial (-8%).</w:t>
       </w:r>
@@ -463,21 +502,22 @@
     <w:p>
       <w:pPr>
         <w:spacing w:before="240" w:after="360"/>
-        <w:rPr>
-          <w:rFonts w:ascii="Calibri" w:hAnsi="Calibri" w:cs="Calibri"/>
-          <w:b/>
-          <w:i/>
-          <w:color w:val="000000"/>
-          <w:sz w:val="21"/>
-        </w:rPr>
-      </w:pPr>
-      <w:r>
-        <w:rPr>
-          <w:rFonts w:ascii="Calibri" w:hAnsi="Calibri" w:cs="Calibri"/>
-          <w:b/>
-          <w:i/>
-          <w:color w:val="000000"/>
-          <w:sz w:val="21"/>
+        <w:jc w:val="both"/>
+        <w:rPr>
+          <w:rFonts w:ascii="Times New Roman" w:hAnsi="Times New Roman" w:cs="Times New Roman"/>
+          <w:i/>
+          <w:color w:val="000000"/>
+          <w:sz w:val="24"/>
+          <w:szCs w:val="24"/>
+        </w:rPr>
+      </w:pPr>
+      <w:r>
+        <w:rPr>
+          <w:rFonts w:ascii="Times New Roman" w:hAnsi="Times New Roman" w:cs="Times New Roman"/>
+          <w:i/>
+          <w:color w:val="000000"/>
+          <w:sz w:val="24"/>
+          <w:szCs w:val="24"/>
         </w:rPr>
         <w:t>- En Vulnerable No Pobre: AUH y Alimentar se reducen (-20% a -33%) por la transicion al regimen contributivo (SUAF por empleo formal). La cobertura RASE y la escolarizacion aumentan (+13% y +4%), superando el 96.5%.</w:t>
       </w:r>
@@ -485,21 +525,22 @@
     <w:p>
       <w:pPr>
         <w:spacing w:before="240" w:after="360"/>
-        <w:rPr>
-          <w:rFonts w:ascii="Calibri" w:hAnsi="Calibri" w:cs="Calibri"/>
-          <w:b/>
-          <w:i/>
-          <w:color w:val="000000"/>
-          <w:sz w:val="21"/>
-        </w:rPr>
-      </w:pPr>
-      <w:r>
-        <w:rPr>
-          <w:rFonts w:ascii="Calibri" w:hAnsi="Calibri" w:cs="Calibri"/>
-          <w:b/>
-          <w:i/>
-          <w:color w:val="000000"/>
-          <w:sz w:val="21"/>
+        <w:jc w:val="both"/>
+        <w:rPr>
+          <w:rFonts w:ascii="Times New Roman" w:hAnsi="Times New Roman" w:cs="Times New Roman"/>
+          <w:i/>
+          <w:color w:val="000000"/>
+          <w:sz w:val="24"/>
+          <w:szCs w:val="24"/>
+        </w:rPr>
+      </w:pPr>
+      <w:r>
+        <w:rPr>
+          <w:rFonts w:ascii="Times New Roman" w:hAnsi="Times New Roman" w:cs="Times New Roman"/>
+          <w:i/>
+          <w:color w:val="000000"/>
+          <w:sz w:val="24"/>
+          <w:szCs w:val="24"/>
         </w:rPr>
         <w:t>SECCION 2: Especificaciones Tecnicas y Metodologia Estadistica</w:t>
       </w:r>
@@ -507,21 +548,22 @@
     <w:p>
       <w:pPr>
         <w:spacing w:before="280" w:after="200"/>
-        <w:rPr>
-          <w:rFonts w:ascii="Calibri" w:hAnsi="Calibri" w:cs="Calibri"/>
-          <w:b/>
-          <w:i/>
-          <w:color w:val="386F38"/>
-          <w:sz w:val="30"/>
-        </w:rPr>
-      </w:pPr>
-      <w:r>
-        <w:rPr>
-          <w:rFonts w:ascii="Calibri" w:hAnsi="Calibri" w:cs="Calibri"/>
-          <w:b/>
-          <w:i/>
-          <w:color w:val="386F38"/>
-          <w:sz w:val="30"/>
+        <w:jc w:val="both"/>
+        <w:rPr>
+          <w:rFonts w:ascii="Times New Roman" w:hAnsi="Times New Roman" w:cs="Times New Roman"/>
+          <w:i/>
+          <w:color w:val="386F38"/>
+          <w:sz w:val="24"/>
+          <w:szCs w:val="24"/>
+        </w:rPr>
+      </w:pPr>
+      <w:r>
+        <w:rPr>
+          <w:rFonts w:ascii="Times New Roman" w:hAnsi="Times New Roman" w:cs="Times New Roman"/>
+          <w:i/>
+          <w:color w:val="386F38"/>
+          <w:sz w:val="24"/>
+          <w:szCs w:val="24"/>
         </w:rPr>
         <w:t>(Para Equipos de Datos, BI y Analistas SIIS)</w:t>
       </w:r>
@@ -529,21 +571,22 @@
     <w:p>
       <w:pPr>
         <w:spacing w:before="280" w:after="200"/>
-        <w:rPr>
-          <w:rFonts w:ascii="Calibri" w:hAnsi="Calibri" w:cs="Calibri"/>
-          <w:b/>
-          <w:i/>
-          <w:color w:val="386F38"/>
-          <w:sz w:val="30"/>
-        </w:rPr>
-      </w:pPr>
-      <w:r>
-        <w:rPr>
-          <w:rFonts w:ascii="Calibri" w:hAnsi="Calibri" w:cs="Calibri"/>
-          <w:b/>
-          <w:i/>
-          <w:color w:val="386F38"/>
-          <w:sz w:val="30"/>
+        <w:jc w:val="both"/>
+        <w:rPr>
+          <w:rFonts w:ascii="Times New Roman" w:hAnsi="Times New Roman" w:cs="Times New Roman"/>
+          <w:i/>
+          <w:color w:val="386F38"/>
+          <w:sz w:val="24"/>
+          <w:szCs w:val="24"/>
+        </w:rPr>
+      </w:pPr>
+      <w:r>
+        <w:rPr>
+          <w:rFonts w:ascii="Times New Roman" w:hAnsi="Times New Roman" w:cs="Times New Roman"/>
+          <w:i/>
+          <w:color w:val="386F38"/>
+          <w:sz w:val="24"/>
+          <w:szCs w:val="24"/>
         </w:rPr>
         <w:t>2.1 Modelo Matematico de Poblacion Ponderada (ScaleFactor)</w:t>
       </w:r>
@@ -551,21 +594,22 @@
     <w:p>
       <w:pPr>
         <w:spacing w:before="280" w:after="200"/>
-        <w:rPr>
-          <w:rFonts w:ascii="Calibri" w:hAnsi="Calibri" w:cs="Calibri"/>
-          <w:b/>
-          <w:i/>
-          <w:color w:val="386F38"/>
-          <w:sz w:val="30"/>
-        </w:rPr>
-      </w:pPr>
-      <w:r>
-        <w:rPr>
-          <w:rFonts w:ascii="Calibri" w:hAnsi="Calibri" w:cs="Calibri"/>
-          <w:b/>
-          <w:i/>
-          <w:color w:val="386F38"/>
-          <w:sz w:val="30"/>
+        <w:jc w:val="both"/>
+        <w:rPr>
+          <w:rFonts w:ascii="Times New Roman" w:hAnsi="Times New Roman" w:cs="Times New Roman"/>
+          <w:i/>
+          <w:color w:val="386F38"/>
+          <w:sz w:val="24"/>
+          <w:szCs w:val="24"/>
+        </w:rPr>
+      </w:pPr>
+      <w:r>
+        <w:rPr>
+          <w:rFonts w:ascii="Times New Roman" w:hAnsi="Times New Roman" w:cs="Times New Roman"/>
+          <w:i/>
+          <w:color w:val="386F38"/>
+          <w:sz w:val="24"/>
+          <w:szCs w:val="24"/>
         </w:rPr>
         <w:t>La poblacion ajustada en cada celda del tablero (Pop_filtrada) se computa como el producto escalar de la poblacion provincial base (Pop_p) por el producto de los tres factores de ponderacion independientes (Tramo Etario, Sexo y Vulnerabilidad):</w:t>
       </w:r>
@@ -573,33 +617,35 @@
     <w:p>
       <w:pPr>
         <w:spacing w:before="280" w:after="200"/>
-        <w:rPr>
-          <w:rFonts w:ascii="Calibri" w:hAnsi="Calibri" w:cs="Calibri"/>
-          <w:b/>
-          <w:i/>
-          <w:color w:val="386F38"/>
-          <w:sz w:val="30"/>
+        <w:jc w:val="both"/>
+        <w:rPr>
+          <w:rFonts w:ascii="Times New Roman" w:hAnsi="Times New Roman" w:cs="Times New Roman"/>
+          <w:i/>
+          <w:color w:val="386F38"/>
+          <w:sz w:val="24"/>
+          <w:szCs w:val="24"/>
         </w:rPr>
       </w:pPr>
     </w:p>
     <w:p>
       <w:pPr>
         <w:spacing w:before="280" w:after="200"/>
-        <w:rPr>
-          <w:rFonts w:ascii="Calibri" w:hAnsi="Calibri" w:cs="Calibri"/>
-          <w:b/>
-          <w:i/>
-          <w:color w:val="386F38"/>
-          <w:sz w:val="30"/>
-        </w:rPr>
-      </w:pPr>
-      <w:r>
-        <w:rPr>
-          <w:rFonts w:ascii="Calibri" w:hAnsi="Calibri" w:cs="Calibri"/>
-          <w:b/>
-          <w:i/>
-          <w:color w:val="386F38"/>
-          <w:sz w:val="30"/>
+        <w:jc w:val="both"/>
+        <w:rPr>
+          <w:rFonts w:ascii="Times New Roman" w:hAnsi="Times New Roman" w:cs="Times New Roman"/>
+          <w:i/>
+          <w:color w:val="386F38"/>
+          <w:sz w:val="24"/>
+          <w:szCs w:val="24"/>
+        </w:rPr>
+      </w:pPr>
+      <w:r>
+        <w:rPr>
+          <w:rFonts w:ascii="Times New Roman" w:hAnsi="Times New Roman" w:cs="Times New Roman"/>
+          <w:i/>
+          <w:color w:val="386F38"/>
+          <w:sz w:val="24"/>
+          <w:szCs w:val="24"/>
         </w:rPr>
         <w:t>ScaleFact = AgeFact * SexFact * VulnFact</w:t>
       </w:r>
@@ -607,21 +653,22 @@
     <w:p>
       <w:pPr>
         <w:spacing w:before="280" w:after="200"/>
-        <w:rPr>
-          <w:rFonts w:ascii="Calibri" w:hAnsi="Calibri" w:cs="Calibri"/>
-          <w:b/>
-          <w:i/>
-          <w:color w:val="386F38"/>
-          <w:sz w:val="30"/>
-        </w:rPr>
-      </w:pPr>
-      <w:r>
-        <w:rPr>
-          <w:rFonts w:ascii="Calibri" w:hAnsi="Calibri" w:cs="Calibri"/>
-          <w:b/>
-          <w:i/>
-          <w:color w:val="386F38"/>
-          <w:sz w:val="30"/>
+        <w:jc w:val="both"/>
+        <w:rPr>
+          <w:rFonts w:ascii="Times New Roman" w:hAnsi="Times New Roman" w:cs="Times New Roman"/>
+          <w:i/>
+          <w:color w:val="386F38"/>
+          <w:sz w:val="24"/>
+          <w:szCs w:val="24"/>
+        </w:rPr>
+      </w:pPr>
+      <w:r>
+        <w:rPr>
+          <w:rFonts w:ascii="Times New Roman" w:hAnsi="Times New Roman" w:cs="Times New Roman"/>
+          <w:i/>
+          <w:color w:val="386F38"/>
+          <w:sz w:val="24"/>
+          <w:szCs w:val="24"/>
         </w:rPr>
         <w:t>Pop_filtrada = SUMA(Pop_p * AgeFact * SexFact * VulnFact)</w:t>
       </w:r>
@@ -629,33 +676,35 @@
     <w:p>
       <w:pPr>
         <w:spacing w:before="280" w:after="200"/>
-        <w:rPr>
-          <w:rFonts w:ascii="Calibri" w:hAnsi="Calibri" w:cs="Calibri"/>
-          <w:b/>
-          <w:i/>
-          <w:color w:val="386F38"/>
-          <w:sz w:val="30"/>
+        <w:jc w:val="both"/>
+        <w:rPr>
+          <w:rFonts w:ascii="Times New Roman" w:hAnsi="Times New Roman" w:cs="Times New Roman"/>
+          <w:i/>
+          <w:color w:val="386F38"/>
+          <w:sz w:val="24"/>
+          <w:szCs w:val="24"/>
         </w:rPr>
       </w:pPr>
     </w:p>
     <w:p>
       <w:pPr>
         <w:spacing w:before="280" w:after="200"/>
-        <w:rPr>
-          <w:rFonts w:ascii="Calibri" w:hAnsi="Calibri" w:cs="Calibri"/>
-          <w:b/>
-          <w:i/>
-          <w:color w:val="386F38"/>
-          <w:sz w:val="30"/>
-        </w:rPr>
-      </w:pPr>
-      <w:r>
-        <w:rPr>
-          <w:rFonts w:ascii="Calibri" w:hAnsi="Calibri" w:cs="Calibri"/>
-          <w:b/>
-          <w:i/>
-          <w:color w:val="386F38"/>
-          <w:sz w:val="30"/>
+        <w:jc w:val="both"/>
+        <w:rPr>
+          <w:rFonts w:ascii="Times New Roman" w:hAnsi="Times New Roman" w:cs="Times New Roman"/>
+          <w:i/>
+          <w:color w:val="386F38"/>
+          <w:sz w:val="24"/>
+          <w:szCs w:val="24"/>
+        </w:rPr>
+      </w:pPr>
+      <w:r>
+        <w:rPr>
+          <w:rFonts w:ascii="Times New Roman" w:hAnsi="Times New Roman" w:cs="Times New Roman"/>
+          <w:i/>
+          <w:color w:val="386F38"/>
+          <w:sz w:val="24"/>
+          <w:szCs w:val="24"/>
         </w:rPr>
         <w:t>Parametros del Factor de Vulnerabilidad (VulnFact):</w:t>
       </w:r>
@@ -663,21 +712,22 @@
     <w:p>
       <w:pPr>
         <w:spacing w:before="280" w:after="200"/>
-        <w:rPr>
-          <w:rFonts w:ascii="Calibri" w:hAnsi="Calibri" w:cs="Calibri"/>
-          <w:b/>
-          <w:i/>
-          <w:color w:val="386F38"/>
-          <w:sz w:val="30"/>
-        </w:rPr>
-      </w:pPr>
-      <w:r>
-        <w:rPr>
-          <w:rFonts w:ascii="Calibri" w:hAnsi="Calibri" w:cs="Calibri"/>
-          <w:b/>
-          <w:i/>
-          <w:color w:val="386F38"/>
-          <w:sz w:val="30"/>
+        <w:jc w:val="both"/>
+        <w:rPr>
+          <w:rFonts w:ascii="Times New Roman" w:hAnsi="Times New Roman" w:cs="Times New Roman"/>
+          <w:i/>
+          <w:color w:val="386F38"/>
+          <w:sz w:val="24"/>
+          <w:szCs w:val="24"/>
+        </w:rPr>
+      </w:pPr>
+      <w:r>
+        <w:rPr>
+          <w:rFonts w:ascii="Times New Roman" w:hAnsi="Times New Roman" w:cs="Times New Roman"/>
+          <w:i/>
+          <w:color w:val="386F38"/>
+          <w:sz w:val="24"/>
+          <w:szCs w:val="24"/>
         </w:rPr>
         <w:t>- ALL (Todos los Niveles): VulnFact = 1.00 (100% de la poblacion 0 a 17 anos: ~12.8M NNA)</w:t>
       </w:r>
@@ -685,21 +735,22 @@
     <w:p>
       <w:pPr>
         <w:spacing w:before="280" w:after="200"/>
-        <w:rPr>
-          <w:rFonts w:ascii="Calibri" w:hAnsi="Calibri" w:cs="Calibri"/>
-          <w:b/>
-          <w:i/>
-          <w:color w:val="386F38"/>
-          <w:sz w:val="30"/>
-        </w:rPr>
-      </w:pPr>
-      <w:r>
-        <w:rPr>
-          <w:rFonts w:ascii="Calibri" w:hAnsi="Calibri" w:cs="Calibri"/>
-          <w:b/>
-          <w:i/>
-          <w:color w:val="386F38"/>
-          <w:sz w:val="30"/>
+        <w:jc w:val="both"/>
+        <w:rPr>
+          <w:rFonts w:ascii="Times New Roman" w:hAnsi="Times New Roman" w:cs="Times New Roman"/>
+          <w:i/>
+          <w:color w:val="386F38"/>
+          <w:sz w:val="24"/>
+          <w:szCs w:val="24"/>
+        </w:rPr>
+      </w:pPr>
+      <w:r>
+        <w:rPr>
+          <w:rFonts w:ascii="Times New Roman" w:hAnsi="Times New Roman" w:cs="Times New Roman"/>
+          <w:i/>
+          <w:color w:val="386F38"/>
+          <w:sz w:val="24"/>
+          <w:szCs w:val="24"/>
         </w:rPr>
         <w:t>- INDIGENTE (Indigencia Extrema): VulnFact = 0.38 (~4.86M NNA)</w:t>
       </w:r>
@@ -707,21 +758,22 @@
     <w:p>
       <w:pPr>
         <w:spacing w:before="280" w:after="200"/>
-        <w:rPr>
-          <w:rFonts w:ascii="Calibri" w:hAnsi="Calibri" w:cs="Calibri"/>
-          <w:b/>
-          <w:i/>
-          <w:color w:val="386F38"/>
-          <w:sz w:val="30"/>
-        </w:rPr>
-      </w:pPr>
-      <w:r>
-        <w:rPr>
-          <w:rFonts w:ascii="Calibri" w:hAnsi="Calibri" w:cs="Calibri"/>
-          <w:b/>
-          <w:i/>
-          <w:color w:val="386F38"/>
-          <w:sz w:val="30"/>
+        <w:jc w:val="both"/>
+        <w:rPr>
+          <w:rFonts w:ascii="Times New Roman" w:hAnsi="Times New Roman" w:cs="Times New Roman"/>
+          <w:i/>
+          <w:color w:val="386F38"/>
+          <w:sz w:val="24"/>
+          <w:szCs w:val="24"/>
+        </w:rPr>
+      </w:pPr>
+      <w:r>
+        <w:rPr>
+          <w:rFonts w:ascii="Times New Roman" w:hAnsi="Times New Roman" w:cs="Times New Roman"/>
+          <w:i/>
+          <w:color w:val="386F38"/>
+          <w:sz w:val="24"/>
+          <w:szCs w:val="24"/>
         </w:rPr>
         <w:t>- POBRE (Pobreza No Indigente): VulnFact = 0.32 (~4.10M NNA)</w:t>
       </w:r>
@@ -729,21 +781,22 @@
     <w:p>
       <w:pPr>
         <w:spacing w:before="280" w:after="280"/>
-        <w:rPr>
-          <w:rFonts w:ascii="Calibri" w:hAnsi="Calibri" w:cs="Calibri"/>
-          <w:b/>
-          <w:i/>
-          <w:color w:val="386F38"/>
-          <w:sz w:val="21"/>
-        </w:rPr>
-      </w:pPr>
-      <w:r>
-        <w:rPr>
-          <w:rFonts w:ascii="Calibri" w:hAnsi="Calibri" w:cs="Calibri"/>
-          <w:b/>
-          <w:i/>
-          <w:color w:val="386F38"/>
-          <w:sz w:val="21"/>
+        <w:jc w:val="both"/>
+        <w:rPr>
+          <w:rFonts w:ascii="Times New Roman" w:hAnsi="Times New Roman" w:cs="Times New Roman"/>
+          <w:i/>
+          <w:color w:val="386F38"/>
+          <w:sz w:val="24"/>
+          <w:szCs w:val="24"/>
+        </w:rPr>
+      </w:pPr>
+      <w:r>
+        <w:rPr>
+          <w:rFonts w:ascii="Times New Roman" w:hAnsi="Times New Roman" w:cs="Times New Roman"/>
+          <w:i/>
+          <w:color w:val="386F38"/>
+          <w:sz w:val="24"/>
+          <w:szCs w:val="24"/>
         </w:rPr>
         <w:t>- VULNERABLE (Vulnerable No Pobre): VulnFact = 0.30 (~3.84M NNA)</w:t>
       </w:r>
@@ -751,21 +804,22 @@
     <w:p>
       <w:pPr>
         <w:spacing w:before="280" w:after="280"/>
-        <w:rPr>
-          <w:rFonts w:ascii="Calibri" w:hAnsi="Calibri" w:cs="Calibri"/>
-          <w:b/>
-          <w:i/>
-          <w:color w:val="386F38"/>
-          <w:sz w:val="21"/>
-        </w:rPr>
-      </w:pPr>
-      <w:r>
-        <w:rPr>
-          <w:rFonts w:ascii="Calibri" w:hAnsi="Calibri" w:cs="Calibri"/>
-          <w:b/>
-          <w:i/>
-          <w:color w:val="386F38"/>
-          <w:sz w:val="21"/>
+        <w:jc w:val="both"/>
+        <w:rPr>
+          <w:rFonts w:ascii="Times New Roman" w:hAnsi="Times New Roman" w:cs="Times New Roman"/>
+          <w:i/>
+          <w:color w:val="386F38"/>
+          <w:sz w:val="24"/>
+          <w:szCs w:val="24"/>
+        </w:rPr>
+      </w:pPr>
+      <w:r>
+        <w:rPr>
+          <w:rFonts w:ascii="Times New Roman" w:hAnsi="Times New Roman" w:cs="Times New Roman"/>
+          <w:i/>
+          <w:color w:val="386F38"/>
+          <w:sz w:val="24"/>
+          <w:szCs w:val="24"/>
         </w:rPr>
         <w:t>2.2 Matriz Estructurada de Deltas de Ajuste Socioeconomico</w:t>
       </w:r>
@@ -773,21 +827,22 @@
     <w:p>
       <w:pPr>
         <w:spacing w:before="280" w:after="280"/>
-        <w:rPr>
-          <w:rFonts w:ascii="Calibri" w:hAnsi="Calibri" w:cs="Calibri"/>
-          <w:b/>
-          <w:i/>
-          <w:color w:val="386F38"/>
-          <w:sz w:val="21"/>
-        </w:rPr>
-      </w:pPr>
-      <w:r>
-        <w:rPr>
-          <w:rFonts w:ascii="Calibri" w:hAnsi="Calibri" w:cs="Calibri"/>
-          <w:b/>
-          <w:i/>
-          <w:color w:val="386F38"/>
-          <w:sz w:val="21"/>
+        <w:jc w:val="both"/>
+        <w:rPr>
+          <w:rFonts w:ascii="Times New Roman" w:hAnsi="Times New Roman" w:cs="Times New Roman"/>
+          <w:i/>
+          <w:color w:val="386F38"/>
+          <w:sz w:val="24"/>
+          <w:szCs w:val="24"/>
+        </w:rPr>
+      </w:pPr>
+      <w:r>
+        <w:rPr>
+          <w:rFonts w:ascii="Times New Roman" w:hAnsi="Times New Roman" w:cs="Times New Roman"/>
+          <w:i/>
+          <w:color w:val="386F38"/>
+          <w:sz w:val="24"/>
+          <w:szCs w:val="24"/>
         </w:rPr>
         <w:t>Ecuacion de Cobertura Ponderada Promedio:</w:t>
       </w:r>
@@ -795,21 +850,22 @@
     <w:p>
       <w:pPr>
         <w:spacing w:before="280" w:after="280"/>
-        <w:rPr>
-          <w:rFonts w:ascii="Calibri" w:hAnsi="Calibri" w:cs="Calibri"/>
-          <w:b/>
-          <w:i/>
-          <w:color w:val="386F38"/>
-          <w:sz w:val="21"/>
-        </w:rPr>
-      </w:pPr>
-      <w:r>
-        <w:rPr>
-          <w:rFonts w:ascii="Calibri" w:hAnsi="Calibri" w:cs="Calibri"/>
-          <w:b/>
-          <w:i/>
-          <w:color w:val="386F38"/>
-          <w:sz w:val="21"/>
+        <w:jc w:val="both"/>
+        <w:rPr>
+          <w:rFonts w:ascii="Times New Roman" w:hAnsi="Times New Roman" w:cs="Times New Roman"/>
+          <w:i/>
+          <w:color w:val="386F38"/>
+          <w:sz w:val="24"/>
+          <w:szCs w:val="24"/>
+        </w:rPr>
+      </w:pPr>
+      <w:r>
+        <w:rPr>
+          <w:rFonts w:ascii="Times New Roman" w:hAnsi="Times New Roman" w:cs="Times New Roman"/>
+          <w:i/>
+          <w:color w:val="386F38"/>
+          <w:sz w:val="24"/>
+          <w:szCs w:val="24"/>
         </w:rPr>
         <w:t>Cob_Promedio = Min( 100, Max( 0, (SUMA(Cob_p * Pop_p) / SUMA(Pop_p)) + Delta_sexo + Delta_vuln ) )</w:t>
       </w:r>
@@ -817,12 +873,13 @@
     <w:p>
       <w:pPr>
         <w:spacing w:before="280"/>
-        <w:rPr>
-          <w:rFonts w:ascii="Calibri" w:hAnsi="Calibri" w:cs="Calibri"/>
-          <w:b/>
-          <w:i/>
-          <w:color w:val="386F38"/>
-          <w:sz w:val="21"/>
+        <w:jc w:val="both"/>
+        <w:rPr>
+          <w:rFonts w:ascii="Times New Roman" w:hAnsi="Times New Roman" w:cs="Times New Roman"/>
+          <w:i/>
+          <w:color w:val="386F38"/>
+          <w:sz w:val="24"/>
+          <w:szCs w:val="24"/>
         </w:rPr>
       </w:pPr>
     </w:p>
@@ -851,12 +908,6 @@
         <w:gridCol w:w="2268"/>
       </w:tblGrid>
       <w:tr>
-        <w:tblPrEx>
-          <w:tblCellMar>
-            <w:top w:w="0" w:type="dxa"/>
-            <w:bottom w:w="0" w:type="dxa"/>
-          </w:tblCellMar>
-        </w:tblPrEx>
         <w:tc>
           <w:tcPr>
             <w:tcW w:w="2268" w:type="dxa"/>
@@ -865,22 +916,24 @@
           <w:p>
             <w:pPr>
               <w:spacing w:before="280"/>
-              <w:rPr>
-                <w:rFonts w:ascii="Calibri" w:hAnsi="Calibri" w:cs="Calibri"/>
-                <w:b/>
-                <w:i/>
-                <w:color w:val="386F38"/>
-                <w:sz w:val="19"/>
-              </w:rPr>
-            </w:pPr>
-            <w:r>
-              <w:rPr>
-                <w:rFonts w:ascii="Calibri" w:hAnsi="Calibri" w:cs="Calibri"/>
-                <w:b/>
-                <w:i/>
-                <w:color w:val="386F38"/>
-                <w:sz w:val="19"/>
-              </w:rPr>
+              <w:jc w:val="both"/>
+              <w:rPr>
+                <w:rFonts w:ascii="Times New Roman" w:hAnsi="Times New Roman" w:cs="Times New Roman"/>
+                <w:i/>
+                <w:color w:val="386F38"/>
+                <w:sz w:val="24"/>
+                <w:szCs w:val="24"/>
+              </w:rPr>
+            </w:pPr>
+            <w:r>
+              <w:rPr>
+                <w:rFonts w:ascii="Times New Roman" w:hAnsi="Times New Roman" w:cs="Times New Roman"/>
+                <w:i/>
+                <w:color w:val="386F38"/>
+                <w:sz w:val="24"/>
+                <w:szCs w:val="24"/>
+              </w:rPr>
+              <w:lastRenderedPageBreak/>
               <w:t>Indicador Social</w:t>
             </w:r>
           </w:p>
@@ -893,21 +946,22 @@
           <w:p>
             <w:pPr>
               <w:spacing w:before="280"/>
-              <w:rPr>
-                <w:rFonts w:ascii="Calibri" w:hAnsi="Calibri" w:cs="Calibri"/>
-                <w:b/>
-                <w:i/>
-                <w:color w:val="386F38"/>
-                <w:sz w:val="19"/>
-              </w:rPr>
-            </w:pPr>
-            <w:r>
-              <w:rPr>
-                <w:rFonts w:ascii="Calibri" w:hAnsi="Calibri" w:cs="Calibri"/>
-                <w:b/>
-                <w:i/>
-                <w:color w:val="386F38"/>
-                <w:sz w:val="19"/>
+              <w:jc w:val="both"/>
+              <w:rPr>
+                <w:rFonts w:ascii="Times New Roman" w:hAnsi="Times New Roman" w:cs="Times New Roman"/>
+                <w:i/>
+                <w:color w:val="386F38"/>
+                <w:sz w:val="24"/>
+                <w:szCs w:val="24"/>
+              </w:rPr>
+            </w:pPr>
+            <w:r>
+              <w:rPr>
+                <w:rFonts w:ascii="Times New Roman" w:hAnsi="Times New Roman" w:cs="Times New Roman"/>
+                <w:i/>
+                <w:color w:val="386F38"/>
+                <w:sz w:val="24"/>
+                <w:szCs w:val="24"/>
               </w:rPr>
               <w:t>Indigencia Extrema</w:t>
             </w:r>
@@ -921,21 +975,22 @@
           <w:p>
             <w:pPr>
               <w:spacing w:before="280"/>
-              <w:rPr>
-                <w:rFonts w:ascii="Calibri" w:hAnsi="Calibri" w:cs="Calibri"/>
-                <w:b/>
-                <w:i/>
-                <w:color w:val="386F38"/>
-                <w:sz w:val="19"/>
-              </w:rPr>
-            </w:pPr>
-            <w:r>
-              <w:rPr>
-                <w:rFonts w:ascii="Calibri" w:hAnsi="Calibri" w:cs="Calibri"/>
-                <w:b/>
-                <w:i/>
-                <w:color w:val="386F38"/>
-                <w:sz w:val="19"/>
+              <w:jc w:val="both"/>
+              <w:rPr>
+                <w:rFonts w:ascii="Times New Roman" w:hAnsi="Times New Roman" w:cs="Times New Roman"/>
+                <w:i/>
+                <w:color w:val="386F38"/>
+                <w:sz w:val="24"/>
+                <w:szCs w:val="24"/>
+              </w:rPr>
+            </w:pPr>
+            <w:r>
+              <w:rPr>
+                <w:rFonts w:ascii="Times New Roman" w:hAnsi="Times New Roman" w:cs="Times New Roman"/>
+                <w:i/>
+                <w:color w:val="386F38"/>
+                <w:sz w:val="24"/>
+                <w:szCs w:val="24"/>
               </w:rPr>
               <w:t>Pobreza No Indigente</w:t>
             </w:r>
@@ -949,21 +1004,22 @@
           <w:p>
             <w:pPr>
               <w:spacing w:before="280"/>
-              <w:rPr>
-                <w:rFonts w:ascii="Calibri" w:hAnsi="Calibri" w:cs="Calibri"/>
-                <w:b/>
-                <w:i/>
-                <w:color w:val="386F38"/>
-                <w:sz w:val="19"/>
-              </w:rPr>
-            </w:pPr>
-            <w:r>
-              <w:rPr>
-                <w:rFonts w:ascii="Calibri" w:hAnsi="Calibri" w:cs="Calibri"/>
-                <w:b/>
-                <w:i/>
-                <w:color w:val="386F38"/>
-                <w:sz w:val="19"/>
+              <w:jc w:val="both"/>
+              <w:rPr>
+                <w:rFonts w:ascii="Times New Roman" w:hAnsi="Times New Roman" w:cs="Times New Roman"/>
+                <w:i/>
+                <w:color w:val="386F38"/>
+                <w:sz w:val="24"/>
+                <w:szCs w:val="24"/>
+              </w:rPr>
+            </w:pPr>
+            <w:r>
+              <w:rPr>
+                <w:rFonts w:ascii="Times New Roman" w:hAnsi="Times New Roman" w:cs="Times New Roman"/>
+                <w:i/>
+                <w:color w:val="386F38"/>
+                <w:sz w:val="24"/>
+                <w:szCs w:val="24"/>
               </w:rPr>
               <w:t>Vulnerable No Pobre</w:t>
             </w:r>
@@ -971,12 +1027,6 @@
         </w:tc>
       </w:tr>
       <w:tr>
-        <w:tblPrEx>
-          <w:tblCellMar>
-            <w:top w:w="0" w:type="dxa"/>
-            <w:bottom w:w="0" w:type="dxa"/>
-          </w:tblCellMar>
-        </w:tblPrEx>
         <w:tc>
           <w:tcPr>
             <w:tcW w:w="2268" w:type="dxa"/>
@@ -985,21 +1035,22 @@
           <w:p>
             <w:pPr>
               <w:spacing w:before="280"/>
-              <w:rPr>
-                <w:rFonts w:ascii="Calibri" w:hAnsi="Calibri" w:cs="Calibri"/>
-                <w:b/>
-                <w:i/>
-                <w:color w:val="386F38"/>
-                <w:sz w:val="19"/>
-              </w:rPr>
-            </w:pPr>
-            <w:r>
-              <w:rPr>
-                <w:rFonts w:ascii="Calibri" w:hAnsi="Calibri" w:cs="Calibri"/>
-                <w:b/>
-                <w:i/>
-                <w:color w:val="386F38"/>
-                <w:sz w:val="19"/>
+              <w:jc w:val="both"/>
+              <w:rPr>
+                <w:rFonts w:ascii="Times New Roman" w:hAnsi="Times New Roman" w:cs="Times New Roman"/>
+                <w:i/>
+                <w:color w:val="386F38"/>
+                <w:sz w:val="24"/>
+                <w:szCs w:val="24"/>
+              </w:rPr>
+            </w:pPr>
+            <w:r>
+              <w:rPr>
+                <w:rFonts w:ascii="Times New Roman" w:hAnsi="Times New Roman" w:cs="Times New Roman"/>
+                <w:i/>
+                <w:color w:val="386F38"/>
+                <w:sz w:val="24"/>
+                <w:szCs w:val="24"/>
               </w:rPr>
               <w:t>1. Cobertura AUH / PNC</w:t>
             </w:r>
@@ -1013,21 +1064,22 @@
           <w:p>
             <w:pPr>
               <w:spacing w:before="280"/>
-              <w:rPr>
-                <w:rFonts w:ascii="Calibri" w:hAnsi="Calibri" w:cs="Calibri"/>
-                <w:b/>
-                <w:i/>
-                <w:color w:val="386F38"/>
-                <w:sz w:val="19"/>
-              </w:rPr>
-            </w:pPr>
-            <w:r>
-              <w:rPr>
-                <w:rFonts w:ascii="Calibri" w:hAnsi="Calibri" w:cs="Calibri"/>
-                <w:b/>
-                <w:i/>
-                <w:color w:val="386F38"/>
-                <w:sz w:val="19"/>
+              <w:jc w:val="both"/>
+              <w:rPr>
+                <w:rFonts w:ascii="Times New Roman" w:hAnsi="Times New Roman" w:cs="Times New Roman"/>
+                <w:i/>
+                <w:color w:val="386F38"/>
+                <w:sz w:val="24"/>
+                <w:szCs w:val="24"/>
+              </w:rPr>
+            </w:pPr>
+            <w:r>
+              <w:rPr>
+                <w:rFonts w:ascii="Times New Roman" w:hAnsi="Times New Roman" w:cs="Times New Roman"/>
+                <w:i/>
+                <w:color w:val="386F38"/>
+                <w:sz w:val="24"/>
+                <w:szCs w:val="24"/>
               </w:rPr>
               <w:t>+14.2%</w:t>
             </w:r>
@@ -1041,21 +1093,22 @@
           <w:p>
             <w:pPr>
               <w:spacing w:before="280"/>
-              <w:rPr>
-                <w:rFonts w:ascii="Calibri" w:hAnsi="Calibri" w:cs="Calibri"/>
-                <w:b/>
-                <w:i/>
-                <w:color w:val="386F38"/>
-                <w:sz w:val="19"/>
-              </w:rPr>
-            </w:pPr>
-            <w:r>
-              <w:rPr>
-                <w:rFonts w:ascii="Calibri" w:hAnsi="Calibri" w:cs="Calibri"/>
-                <w:b/>
-                <w:i/>
-                <w:color w:val="386F38"/>
-                <w:sz w:val="19"/>
+              <w:jc w:val="both"/>
+              <w:rPr>
+                <w:rFonts w:ascii="Times New Roman" w:hAnsi="Times New Roman" w:cs="Times New Roman"/>
+                <w:i/>
+                <w:color w:val="386F38"/>
+                <w:sz w:val="24"/>
+                <w:szCs w:val="24"/>
+              </w:rPr>
+            </w:pPr>
+            <w:r>
+              <w:rPr>
+                <w:rFonts w:ascii="Times New Roman" w:hAnsi="Times New Roman" w:cs="Times New Roman"/>
+                <w:i/>
+                <w:color w:val="386F38"/>
+                <w:sz w:val="24"/>
+                <w:szCs w:val="24"/>
               </w:rPr>
               <w:t>+3.8%</w:t>
             </w:r>
@@ -1069,21 +1122,22 @@
           <w:p>
             <w:pPr>
               <w:spacing w:before="280"/>
-              <w:rPr>
-                <w:rFonts w:ascii="Calibri" w:hAnsi="Calibri" w:cs="Calibri"/>
-                <w:b/>
-                <w:i/>
-                <w:color w:val="386F38"/>
-                <w:sz w:val="19"/>
-              </w:rPr>
-            </w:pPr>
-            <w:r>
-              <w:rPr>
-                <w:rFonts w:ascii="Calibri" w:hAnsi="Calibri" w:cs="Calibri"/>
-                <w:b/>
-                <w:i/>
-                <w:color w:val="386F38"/>
-                <w:sz w:val="19"/>
+              <w:jc w:val="both"/>
+              <w:rPr>
+                <w:rFonts w:ascii="Times New Roman" w:hAnsi="Times New Roman" w:cs="Times New Roman"/>
+                <w:i/>
+                <w:color w:val="386F38"/>
+                <w:sz w:val="24"/>
+                <w:szCs w:val="24"/>
+              </w:rPr>
+            </w:pPr>
+            <w:r>
+              <w:rPr>
+                <w:rFonts w:ascii="Times New Roman" w:hAnsi="Times New Roman" w:cs="Times New Roman"/>
+                <w:i/>
+                <w:color w:val="386F38"/>
+                <w:sz w:val="24"/>
+                <w:szCs w:val="24"/>
               </w:rPr>
               <w:t>-20.2%</w:t>
             </w:r>
@@ -1091,12 +1145,6 @@
         </w:tc>
       </w:tr>
       <w:tr>
-        <w:tblPrEx>
-          <w:tblCellMar>
-            <w:top w:w="0" w:type="dxa"/>
-            <w:bottom w:w="0" w:type="dxa"/>
-          </w:tblCellMar>
-        </w:tblPrEx>
         <w:tc>
           <w:tcPr>
             <w:tcW w:w="2268" w:type="dxa"/>
@@ -1105,21 +1153,22 @@
           <w:p>
             <w:pPr>
               <w:spacing w:before="280"/>
-              <w:rPr>
-                <w:rFonts w:ascii="Calibri" w:hAnsi="Calibri" w:cs="Calibri"/>
-                <w:b/>
-                <w:i/>
-                <w:color w:val="386F38"/>
-                <w:sz w:val="19"/>
-              </w:rPr>
-            </w:pPr>
-            <w:r>
-              <w:rPr>
-                <w:rFonts w:ascii="Calibri" w:hAnsi="Calibri" w:cs="Calibri"/>
-                <w:b/>
-                <w:i/>
-                <w:color w:val="386F38"/>
-                <w:sz w:val="19"/>
+              <w:jc w:val="both"/>
+              <w:rPr>
+                <w:rFonts w:ascii="Times New Roman" w:hAnsi="Times New Roman" w:cs="Times New Roman"/>
+                <w:i/>
+                <w:color w:val="386F38"/>
+                <w:sz w:val="24"/>
+                <w:szCs w:val="24"/>
+              </w:rPr>
+            </w:pPr>
+            <w:r>
+              <w:rPr>
+                <w:rFonts w:ascii="Times New Roman" w:hAnsi="Times New Roman" w:cs="Times New Roman"/>
+                <w:i/>
+                <w:color w:val="386F38"/>
+                <w:sz w:val="24"/>
+                <w:szCs w:val="24"/>
               </w:rPr>
               <w:t>2. Cobertura Alimentar</w:t>
             </w:r>
@@ -1133,21 +1182,22 @@
           <w:p>
             <w:pPr>
               <w:spacing w:before="280"/>
-              <w:rPr>
-                <w:rFonts w:ascii="Calibri" w:hAnsi="Calibri" w:cs="Calibri"/>
-                <w:b/>
-                <w:i/>
-                <w:color w:val="386F38"/>
-                <w:sz w:val="19"/>
-              </w:rPr>
-            </w:pPr>
-            <w:r>
-              <w:rPr>
-                <w:rFonts w:ascii="Calibri" w:hAnsi="Calibri" w:cs="Calibri"/>
-                <w:b/>
-                <w:i/>
-                <w:color w:val="386F38"/>
-                <w:sz w:val="19"/>
+              <w:jc w:val="both"/>
+              <w:rPr>
+                <w:rFonts w:ascii="Times New Roman" w:hAnsi="Times New Roman" w:cs="Times New Roman"/>
+                <w:i/>
+                <w:color w:val="386F38"/>
+                <w:sz w:val="24"/>
+                <w:szCs w:val="24"/>
+              </w:rPr>
+            </w:pPr>
+            <w:r>
+              <w:rPr>
+                <w:rFonts w:ascii="Times New Roman" w:hAnsi="Times New Roman" w:cs="Times New Roman"/>
+                <w:i/>
+                <w:color w:val="386F38"/>
+                <w:sz w:val="24"/>
+                <w:szCs w:val="24"/>
               </w:rPr>
               <w:t>+12.5%</w:t>
             </w:r>
@@ -1161,21 +1211,22 @@
           <w:p>
             <w:pPr>
               <w:spacing w:before="280"/>
-              <w:rPr>
-                <w:rFonts w:ascii="Calibri" w:hAnsi="Calibri" w:cs="Calibri"/>
-                <w:b/>
-                <w:i/>
-                <w:color w:val="386F38"/>
-                <w:sz w:val="19"/>
-              </w:rPr>
-            </w:pPr>
-            <w:r>
-              <w:rPr>
-                <w:rFonts w:ascii="Calibri" w:hAnsi="Calibri" w:cs="Calibri"/>
-                <w:b/>
-                <w:i/>
-                <w:color w:val="386F38"/>
-                <w:sz w:val="19"/>
+              <w:jc w:val="both"/>
+              <w:rPr>
+                <w:rFonts w:ascii="Times New Roman" w:hAnsi="Times New Roman" w:cs="Times New Roman"/>
+                <w:i/>
+                <w:color w:val="386F38"/>
+                <w:sz w:val="24"/>
+                <w:szCs w:val="24"/>
+              </w:rPr>
+            </w:pPr>
+            <w:r>
+              <w:rPr>
+                <w:rFonts w:ascii="Times New Roman" w:hAnsi="Times New Roman" w:cs="Times New Roman"/>
+                <w:i/>
+                <w:color w:val="386F38"/>
+                <w:sz w:val="24"/>
+                <w:szCs w:val="24"/>
               </w:rPr>
               <w:t>-3.5%</w:t>
             </w:r>
@@ -1189,21 +1240,22 @@
           <w:p>
             <w:pPr>
               <w:spacing w:before="280"/>
-              <w:rPr>
-                <w:rFonts w:ascii="Calibri" w:hAnsi="Calibri" w:cs="Calibri"/>
-                <w:b/>
-                <w:i/>
-                <w:color w:val="386F38"/>
-                <w:sz w:val="19"/>
-              </w:rPr>
-            </w:pPr>
-            <w:r>
-              <w:rPr>
-                <w:rFonts w:ascii="Calibri" w:hAnsi="Calibri" w:cs="Calibri"/>
-                <w:b/>
-                <w:i/>
-                <w:color w:val="386F38"/>
-                <w:sz w:val="19"/>
+              <w:jc w:val="both"/>
+              <w:rPr>
+                <w:rFonts w:ascii="Times New Roman" w:hAnsi="Times New Roman" w:cs="Times New Roman"/>
+                <w:i/>
+                <w:color w:val="386F38"/>
+                <w:sz w:val="24"/>
+                <w:szCs w:val="24"/>
+              </w:rPr>
+            </w:pPr>
+            <w:r>
+              <w:rPr>
+                <w:rFonts w:ascii="Times New Roman" w:hAnsi="Times New Roman" w:cs="Times New Roman"/>
+                <w:i/>
+                <w:color w:val="386F38"/>
+                <w:sz w:val="24"/>
+                <w:szCs w:val="24"/>
               </w:rPr>
               <w:t>-33.5%</w:t>
             </w:r>
@@ -1211,12 +1263,6 @@
         </w:tc>
       </w:tr>
       <w:tr>
-        <w:tblPrEx>
-          <w:tblCellMar>
-            <w:top w:w="0" w:type="dxa"/>
-            <w:bottom w:w="0" w:type="dxa"/>
-          </w:tblCellMar>
-        </w:tblPrEx>
         <w:tc>
           <w:tcPr>
             <w:tcW w:w="2268" w:type="dxa"/>
@@ -1225,21 +1271,22 @@
           <w:p>
             <w:pPr>
               <w:spacing w:before="280"/>
-              <w:rPr>
-                <w:rFonts w:ascii="Calibri" w:hAnsi="Calibri" w:cs="Calibri"/>
-                <w:b/>
-                <w:i/>
-                <w:color w:val="386F38"/>
-                <w:sz w:val="19"/>
-              </w:rPr>
-            </w:pPr>
-            <w:r>
-              <w:rPr>
-                <w:rFonts w:ascii="Calibri" w:hAnsi="Calibri" w:cs="Calibri"/>
-                <w:b/>
-                <w:i/>
-                <w:color w:val="386F38"/>
-                <w:sz w:val="19"/>
+              <w:jc w:val="both"/>
+              <w:rPr>
+                <w:rFonts w:ascii="Times New Roman" w:hAnsi="Times New Roman" w:cs="Times New Roman"/>
+                <w:i/>
+                <w:color w:val="386F38"/>
+                <w:sz w:val="24"/>
+                <w:szCs w:val="24"/>
+              </w:rPr>
+            </w:pPr>
+            <w:r>
+              <w:rPr>
+                <w:rFonts w:ascii="Times New Roman" w:hAnsi="Times New Roman" w:cs="Times New Roman"/>
+                <w:i/>
+                <w:color w:val="386F38"/>
+                <w:sz w:val="24"/>
+                <w:szCs w:val="24"/>
               </w:rPr>
               <w:t>3. Cobertura Subsidio RASE</w:t>
             </w:r>
@@ -1253,21 +1300,22 @@
           <w:p>
             <w:pPr>
               <w:spacing w:before="280"/>
-              <w:rPr>
-                <w:rFonts w:ascii="Calibri" w:hAnsi="Calibri" w:cs="Calibri"/>
-                <w:b/>
-                <w:i/>
-                <w:color w:val="386F38"/>
-                <w:sz w:val="19"/>
-              </w:rPr>
-            </w:pPr>
-            <w:r>
-              <w:rPr>
-                <w:rFonts w:ascii="Calibri" w:hAnsi="Calibri" w:cs="Calibri"/>
-                <w:b/>
-                <w:i/>
-                <w:color w:val="386F38"/>
-                <w:sz w:val="19"/>
+              <w:jc w:val="both"/>
+              <w:rPr>
+                <w:rFonts w:ascii="Times New Roman" w:hAnsi="Times New Roman" w:cs="Times New Roman"/>
+                <w:i/>
+                <w:color w:val="386F38"/>
+                <w:sz w:val="24"/>
+                <w:szCs w:val="24"/>
+              </w:rPr>
+            </w:pPr>
+            <w:r>
+              <w:rPr>
+                <w:rFonts w:ascii="Times New Roman" w:hAnsi="Times New Roman" w:cs="Times New Roman"/>
+                <w:i/>
+                <w:color w:val="386F38"/>
+                <w:sz w:val="24"/>
+                <w:szCs w:val="24"/>
               </w:rPr>
               <w:t>-14.2%</w:t>
             </w:r>
@@ -1281,21 +1329,22 @@
           <w:p>
             <w:pPr>
               <w:spacing w:before="280"/>
-              <w:rPr>
-                <w:rFonts w:ascii="Calibri" w:hAnsi="Calibri" w:cs="Calibri"/>
-                <w:b/>
-                <w:i/>
-                <w:color w:val="386F38"/>
-                <w:sz w:val="19"/>
-              </w:rPr>
-            </w:pPr>
-            <w:r>
-              <w:rPr>
-                <w:rFonts w:ascii="Calibri" w:hAnsi="Calibri" w:cs="Calibri"/>
-                <w:b/>
-                <w:i/>
-                <w:color w:val="386F38"/>
-                <w:sz w:val="19"/>
+              <w:jc w:val="both"/>
+              <w:rPr>
+                <w:rFonts w:ascii="Times New Roman" w:hAnsi="Times New Roman" w:cs="Times New Roman"/>
+                <w:i/>
+                <w:color w:val="386F38"/>
+                <w:sz w:val="24"/>
+                <w:szCs w:val="24"/>
+              </w:rPr>
+            </w:pPr>
+            <w:r>
+              <w:rPr>
+                <w:rFonts w:ascii="Times New Roman" w:hAnsi="Times New Roman" w:cs="Times New Roman"/>
+                <w:i/>
+                <w:color w:val="386F38"/>
+                <w:sz w:val="24"/>
+                <w:szCs w:val="24"/>
               </w:rPr>
               <w:t>-4.1%</w:t>
             </w:r>
@@ -1309,21 +1358,22 @@
           <w:p>
             <w:pPr>
               <w:spacing w:before="280"/>
-              <w:rPr>
-                <w:rFonts w:ascii="Calibri" w:hAnsi="Calibri" w:cs="Calibri"/>
-                <w:b/>
-                <w:i/>
-                <w:color w:val="386F38"/>
-                <w:sz w:val="19"/>
-              </w:rPr>
-            </w:pPr>
-            <w:r>
-              <w:rPr>
-                <w:rFonts w:ascii="Calibri" w:hAnsi="Calibri" w:cs="Calibri"/>
-                <w:b/>
-                <w:i/>
-                <w:color w:val="386F38"/>
-                <w:sz w:val="19"/>
+              <w:jc w:val="both"/>
+              <w:rPr>
+                <w:rFonts w:ascii="Times New Roman" w:hAnsi="Times New Roman" w:cs="Times New Roman"/>
+                <w:i/>
+                <w:color w:val="386F38"/>
+                <w:sz w:val="24"/>
+                <w:szCs w:val="24"/>
+              </w:rPr>
+            </w:pPr>
+            <w:r>
+              <w:rPr>
+                <w:rFonts w:ascii="Times New Roman" w:hAnsi="Times New Roman" w:cs="Times New Roman"/>
+                <w:i/>
+                <w:color w:val="386F38"/>
+                <w:sz w:val="24"/>
+                <w:szCs w:val="24"/>
               </w:rPr>
               <w:t>+12.8%</w:t>
             </w:r>
@@ -1331,12 +1381,6 @@
         </w:tc>
       </w:tr>
       <w:tr>
-        <w:tblPrEx>
-          <w:tblCellMar>
-            <w:top w:w="0" w:type="dxa"/>
-            <w:bottom w:w="0" w:type="dxa"/>
-          </w:tblCellMar>
-        </w:tblPrEx>
         <w:tc>
           <w:tcPr>
             <w:tcW w:w="2268" w:type="dxa"/>
@@ -1345,21 +1389,22 @@
           <w:p>
             <w:pPr>
               <w:spacing w:before="280"/>
-              <w:rPr>
-                <w:rFonts w:ascii="Calibri" w:hAnsi="Calibri" w:cs="Calibri"/>
-                <w:b/>
-                <w:i/>
-                <w:color w:val="386F38"/>
-                <w:sz w:val="19"/>
-              </w:rPr>
-            </w:pPr>
-            <w:r>
-              <w:rPr>
-                <w:rFonts w:ascii="Calibri" w:hAnsi="Calibri" w:cs="Calibri"/>
-                <w:b/>
-                <w:i/>
-                <w:color w:val="386F38"/>
-                <w:sz w:val="19"/>
+              <w:jc w:val="both"/>
+              <w:rPr>
+                <w:rFonts w:ascii="Times New Roman" w:hAnsi="Times New Roman" w:cs="Times New Roman"/>
+                <w:i/>
+                <w:color w:val="386F38"/>
+                <w:sz w:val="24"/>
+                <w:szCs w:val="24"/>
+              </w:rPr>
+            </w:pPr>
+            <w:r>
+              <w:rPr>
+                <w:rFonts w:ascii="Times New Roman" w:hAnsi="Times New Roman" w:cs="Times New Roman"/>
+                <w:i/>
+                <w:color w:val="386F38"/>
+                <w:sz w:val="24"/>
+                <w:szCs w:val="24"/>
               </w:rPr>
               <w:t>4. Cobertura Becas / Vouchers</w:t>
             </w:r>
@@ -1373,21 +1418,22 @@
           <w:p>
             <w:pPr>
               <w:spacing w:before="280"/>
-              <w:rPr>
-                <w:rFonts w:ascii="Calibri" w:hAnsi="Calibri" w:cs="Calibri"/>
-                <w:b/>
-                <w:i/>
-                <w:color w:val="386F38"/>
-                <w:sz w:val="19"/>
-              </w:rPr>
-            </w:pPr>
-            <w:r>
-              <w:rPr>
-                <w:rFonts w:ascii="Calibri" w:hAnsi="Calibri" w:cs="Calibri"/>
-                <w:b/>
-                <w:i/>
-                <w:color w:val="386F38"/>
-                <w:sz w:val="19"/>
+              <w:jc w:val="both"/>
+              <w:rPr>
+                <w:rFonts w:ascii="Times New Roman" w:hAnsi="Times New Roman" w:cs="Times New Roman"/>
+                <w:i/>
+                <w:color w:val="386F38"/>
+                <w:sz w:val="24"/>
+                <w:szCs w:val="24"/>
+              </w:rPr>
+            </w:pPr>
+            <w:r>
+              <w:rPr>
+                <w:rFonts w:ascii="Times New Roman" w:hAnsi="Times New Roman" w:cs="Times New Roman"/>
+                <w:i/>
+                <w:color w:val="386F38"/>
+                <w:sz w:val="24"/>
+                <w:szCs w:val="24"/>
               </w:rPr>
               <w:t>+3.8%</w:t>
             </w:r>
@@ -1401,21 +1447,22 @@
           <w:p>
             <w:pPr>
               <w:spacing w:before="280"/>
-              <w:rPr>
-                <w:rFonts w:ascii="Calibri" w:hAnsi="Calibri" w:cs="Calibri"/>
-                <w:b/>
-                <w:i/>
-                <w:color w:val="386F38"/>
-                <w:sz w:val="19"/>
-              </w:rPr>
-            </w:pPr>
-            <w:r>
-              <w:rPr>
-                <w:rFonts w:ascii="Calibri" w:hAnsi="Calibri" w:cs="Calibri"/>
-                <w:b/>
-                <w:i/>
-                <w:color w:val="386F38"/>
-                <w:sz w:val="19"/>
+              <w:jc w:val="both"/>
+              <w:rPr>
+                <w:rFonts w:ascii="Times New Roman" w:hAnsi="Times New Roman" w:cs="Times New Roman"/>
+                <w:i/>
+                <w:color w:val="386F38"/>
+                <w:sz w:val="24"/>
+                <w:szCs w:val="24"/>
+              </w:rPr>
+            </w:pPr>
+            <w:r>
+              <w:rPr>
+                <w:rFonts w:ascii="Times New Roman" w:hAnsi="Times New Roman" w:cs="Times New Roman"/>
+                <w:i/>
+                <w:color w:val="386F38"/>
+                <w:sz w:val="24"/>
+                <w:szCs w:val="24"/>
               </w:rPr>
               <w:t>+1.2%</w:t>
             </w:r>
@@ -1429,21 +1476,22 @@
           <w:p>
             <w:pPr>
               <w:spacing w:before="280"/>
-              <w:rPr>
-                <w:rFonts w:ascii="Calibri" w:hAnsi="Calibri" w:cs="Calibri"/>
-                <w:b/>
-                <w:i/>
-                <w:color w:val="386F38"/>
-                <w:sz w:val="19"/>
-              </w:rPr>
-            </w:pPr>
-            <w:r>
-              <w:rPr>
-                <w:rFonts w:ascii="Calibri" w:hAnsi="Calibri" w:cs="Calibri"/>
-                <w:b/>
-                <w:i/>
-                <w:color w:val="386F38"/>
-                <w:sz w:val="19"/>
+              <w:jc w:val="both"/>
+              <w:rPr>
+                <w:rFonts w:ascii="Times New Roman" w:hAnsi="Times New Roman" w:cs="Times New Roman"/>
+                <w:i/>
+                <w:color w:val="386F38"/>
+                <w:sz w:val="24"/>
+                <w:szCs w:val="24"/>
+              </w:rPr>
+            </w:pPr>
+            <w:r>
+              <w:rPr>
+                <w:rFonts w:ascii="Times New Roman" w:hAnsi="Times New Roman" w:cs="Times New Roman"/>
+                <w:i/>
+                <w:color w:val="386F38"/>
+                <w:sz w:val="24"/>
+                <w:szCs w:val="24"/>
               </w:rPr>
               <w:t>-4.5%</w:t>
             </w:r>
@@ -1451,12 +1499,6 @@
         </w:tc>
       </w:tr>
       <w:tr>
-        <w:tblPrEx>
-          <w:tblCellMar>
-            <w:top w:w="0" w:type="dxa"/>
-            <w:bottom w:w="0" w:type="dxa"/>
-          </w:tblCellMar>
-        </w:tblPrEx>
         <w:tc>
           <w:tcPr>
             <w:tcW w:w="2268" w:type="dxa"/>
@@ -1465,21 +1507,22 @@
           <w:p>
             <w:pPr>
               <w:spacing w:before="280"/>
-              <w:rPr>
-                <w:rFonts w:ascii="Calibri" w:hAnsi="Calibri" w:cs="Calibri"/>
-                <w:b/>
-                <w:i/>
-                <w:color w:val="386F38"/>
-                <w:sz w:val="19"/>
-              </w:rPr>
-            </w:pPr>
-            <w:r>
-              <w:rPr>
-                <w:rFonts w:ascii="Calibri" w:hAnsi="Calibri" w:cs="Calibri"/>
-                <w:b/>
-                <w:i/>
-                <w:color w:val="386F38"/>
-                <w:sz w:val="19"/>
+              <w:jc w:val="both"/>
+              <w:rPr>
+                <w:rFonts w:ascii="Times New Roman" w:hAnsi="Times New Roman" w:cs="Times New Roman"/>
+                <w:i/>
+                <w:color w:val="386F38"/>
+                <w:sz w:val="24"/>
+                <w:szCs w:val="24"/>
+              </w:rPr>
+            </w:pPr>
+            <w:r>
+              <w:rPr>
+                <w:rFonts w:ascii="Times New Roman" w:hAnsi="Times New Roman" w:cs="Times New Roman"/>
+                <w:i/>
+                <w:color w:val="386F38"/>
+                <w:sz w:val="24"/>
+                <w:szCs w:val="24"/>
               </w:rPr>
               <w:t>5. Tasa de Escolarizacion</w:t>
             </w:r>
@@ -1493,21 +1536,22 @@
           <w:p>
             <w:pPr>
               <w:spacing w:before="280"/>
-              <w:rPr>
-                <w:rFonts w:ascii="Calibri" w:hAnsi="Calibri" w:cs="Calibri"/>
-                <w:b/>
-                <w:i/>
-                <w:color w:val="386F38"/>
-                <w:sz w:val="19"/>
-              </w:rPr>
-            </w:pPr>
-            <w:r>
-              <w:rPr>
-                <w:rFonts w:ascii="Calibri" w:hAnsi="Calibri" w:cs="Calibri"/>
-                <w:b/>
-                <w:i/>
-                <w:color w:val="386F38"/>
-                <w:sz w:val="19"/>
+              <w:jc w:val="both"/>
+              <w:rPr>
+                <w:rFonts w:ascii="Times New Roman" w:hAnsi="Times New Roman" w:cs="Times New Roman"/>
+                <w:i/>
+                <w:color w:val="386F38"/>
+                <w:sz w:val="24"/>
+                <w:szCs w:val="24"/>
+              </w:rPr>
+            </w:pPr>
+            <w:r>
+              <w:rPr>
+                <w:rFonts w:ascii="Times New Roman" w:hAnsi="Times New Roman" w:cs="Times New Roman"/>
+                <w:i/>
+                <w:color w:val="386F38"/>
+                <w:sz w:val="24"/>
+                <w:szCs w:val="24"/>
               </w:rPr>
               <w:t>-8.3%</w:t>
             </w:r>
@@ -1521,21 +1565,22 @@
           <w:p>
             <w:pPr>
               <w:spacing w:before="280"/>
-              <w:rPr>
-                <w:rFonts w:ascii="Calibri" w:hAnsi="Calibri" w:cs="Calibri"/>
-                <w:b/>
-                <w:i/>
-                <w:color w:val="386F38"/>
-                <w:sz w:val="19"/>
-              </w:rPr>
-            </w:pPr>
-            <w:r>
-              <w:rPr>
-                <w:rFonts w:ascii="Calibri" w:hAnsi="Calibri" w:cs="Calibri"/>
-                <w:b/>
-                <w:i/>
-                <w:color w:val="386F38"/>
-                <w:sz w:val="19"/>
+              <w:jc w:val="both"/>
+              <w:rPr>
+                <w:rFonts w:ascii="Times New Roman" w:hAnsi="Times New Roman" w:cs="Times New Roman"/>
+                <w:i/>
+                <w:color w:val="386F38"/>
+                <w:sz w:val="24"/>
+                <w:szCs w:val="24"/>
+              </w:rPr>
+            </w:pPr>
+            <w:r>
+              <w:rPr>
+                <w:rFonts w:ascii="Times New Roman" w:hAnsi="Times New Roman" w:cs="Times New Roman"/>
+                <w:i/>
+                <w:color w:val="386F38"/>
+                <w:sz w:val="24"/>
+                <w:szCs w:val="24"/>
               </w:rPr>
               <w:t>-0.8%</w:t>
             </w:r>
@@ -1549,21 +1594,22 @@
           <w:p>
             <w:pPr>
               <w:spacing w:before="280"/>
-              <w:rPr>
-                <w:rFonts w:ascii="Calibri" w:hAnsi="Calibri" w:cs="Calibri"/>
-                <w:b/>
-                <w:i/>
-                <w:color w:val="386F38"/>
-                <w:sz w:val="19"/>
-              </w:rPr>
-            </w:pPr>
-            <w:r>
-              <w:rPr>
-                <w:rFonts w:ascii="Calibri" w:hAnsi="Calibri" w:cs="Calibri"/>
-                <w:b/>
-                <w:i/>
-                <w:color w:val="386F38"/>
-                <w:sz w:val="19"/>
+              <w:jc w:val="both"/>
+              <w:rPr>
+                <w:rFonts w:ascii="Times New Roman" w:hAnsi="Times New Roman" w:cs="Times New Roman"/>
+                <w:i/>
+                <w:color w:val="386F38"/>
+                <w:sz w:val="24"/>
+                <w:szCs w:val="24"/>
+              </w:rPr>
+            </w:pPr>
+            <w:r>
+              <w:rPr>
+                <w:rFonts w:ascii="Times New Roman" w:hAnsi="Times New Roman" w:cs="Times New Roman"/>
+                <w:i/>
+                <w:color w:val="386F38"/>
+                <w:sz w:val="24"/>
+                <w:szCs w:val="24"/>
               </w:rPr>
               <w:t>+3.7%</w:t>
             </w:r>
@@ -1571,12 +1617,6 @@
         </w:tc>
       </w:tr>
       <w:tr>
-        <w:tblPrEx>
-          <w:tblCellMar>
-            <w:top w:w="0" w:type="dxa"/>
-            <w:bottom w:w="0" w:type="dxa"/>
-          </w:tblCellMar>
-        </w:tblPrEx>
         <w:tc>
           <w:tcPr>
             <w:tcW w:w="2268" w:type="dxa"/>
@@ -1585,21 +1625,22 @@
           <w:p>
             <w:pPr>
               <w:spacing w:before="280"/>
-              <w:rPr>
-                <w:rFonts w:ascii="Calibri" w:hAnsi="Calibri" w:cs="Calibri"/>
-                <w:b/>
-                <w:i/>
-                <w:color w:val="386F38"/>
-                <w:sz w:val="19"/>
-              </w:rPr>
-            </w:pPr>
-            <w:r>
-              <w:rPr>
-                <w:rFonts w:ascii="Calibri" w:hAnsi="Calibri" w:cs="Calibri"/>
-                <w:b/>
-                <w:i/>
-                <w:color w:val="386F38"/>
-                <w:sz w:val="19"/>
+              <w:jc w:val="both"/>
+              <w:rPr>
+                <w:rFonts w:ascii="Times New Roman" w:hAnsi="Times New Roman" w:cs="Times New Roman"/>
+                <w:i/>
+                <w:color w:val="386F38"/>
+                <w:sz w:val="24"/>
+                <w:szCs w:val="24"/>
+              </w:rPr>
+            </w:pPr>
+            <w:r>
+              <w:rPr>
+                <w:rFonts w:ascii="Times New Roman" w:hAnsi="Times New Roman" w:cs="Times New Roman"/>
+                <w:i/>
+                <w:color w:val="386F38"/>
+                <w:sz w:val="24"/>
+                <w:szCs w:val="24"/>
               </w:rPr>
               <w:t>6. Brecha Escolar Territorial</w:t>
             </w:r>
@@ -1613,21 +1654,22 @@
           <w:p>
             <w:pPr>
               <w:spacing w:before="280"/>
-              <w:rPr>
-                <w:rFonts w:ascii="Calibri" w:hAnsi="Calibri" w:cs="Calibri"/>
-                <w:b/>
-                <w:i/>
-                <w:color w:val="386F38"/>
-                <w:sz w:val="19"/>
-              </w:rPr>
-            </w:pPr>
-            <w:r>
-              <w:rPr>
-                <w:rFonts w:ascii="Calibri" w:hAnsi="Calibri" w:cs="Calibri"/>
-                <w:b/>
-                <w:i/>
-                <w:color w:val="386F38"/>
-                <w:sz w:val="19"/>
+              <w:jc w:val="both"/>
+              <w:rPr>
+                <w:rFonts w:ascii="Times New Roman" w:hAnsi="Times New Roman" w:cs="Times New Roman"/>
+                <w:i/>
+                <w:color w:val="386F38"/>
+                <w:sz w:val="24"/>
+                <w:szCs w:val="24"/>
+              </w:rPr>
+            </w:pPr>
+            <w:r>
+              <w:rPr>
+                <w:rFonts w:ascii="Times New Roman" w:hAnsi="Times New Roman" w:cs="Times New Roman"/>
+                <w:i/>
+                <w:color w:val="386F38"/>
+                <w:sz w:val="24"/>
+                <w:szCs w:val="24"/>
               </w:rPr>
               <w:t>+6.5 pp</w:t>
             </w:r>
@@ -1641,21 +1683,22 @@
           <w:p>
             <w:pPr>
               <w:spacing w:before="280"/>
-              <w:rPr>
-                <w:rFonts w:ascii="Calibri" w:hAnsi="Calibri" w:cs="Calibri"/>
-                <w:b/>
-                <w:i/>
-                <w:color w:val="386F38"/>
-                <w:sz w:val="19"/>
-              </w:rPr>
-            </w:pPr>
-            <w:r>
-              <w:rPr>
-                <w:rFonts w:ascii="Calibri" w:hAnsi="Calibri" w:cs="Calibri"/>
-                <w:b/>
-                <w:i/>
-                <w:color w:val="386F38"/>
-                <w:sz w:val="19"/>
+              <w:jc w:val="both"/>
+              <w:rPr>
+                <w:rFonts w:ascii="Times New Roman" w:hAnsi="Times New Roman" w:cs="Times New Roman"/>
+                <w:i/>
+                <w:color w:val="386F38"/>
+                <w:sz w:val="24"/>
+                <w:szCs w:val="24"/>
+              </w:rPr>
+            </w:pPr>
+            <w:r>
+              <w:rPr>
+                <w:rFonts w:ascii="Times New Roman" w:hAnsi="Times New Roman" w:cs="Times New Roman"/>
+                <w:i/>
+                <w:color w:val="386F38"/>
+                <w:sz w:val="24"/>
+                <w:szCs w:val="24"/>
               </w:rPr>
               <w:t>0.0 pp</w:t>
             </w:r>
@@ -1669,21 +1712,22 @@
           <w:p>
             <w:pPr>
               <w:spacing w:before="280"/>
-              <w:rPr>
-                <w:rFonts w:ascii="Calibri" w:hAnsi="Calibri" w:cs="Calibri"/>
-                <w:b/>
-                <w:i/>
-                <w:color w:val="386F38"/>
-                <w:sz w:val="19"/>
-              </w:rPr>
-            </w:pPr>
-            <w:r>
-              <w:rPr>
-                <w:rFonts w:ascii="Calibri" w:hAnsi="Calibri" w:cs="Calibri"/>
-                <w:b/>
-                <w:i/>
-                <w:color w:val="386F38"/>
-                <w:sz w:val="19"/>
+              <w:jc w:val="both"/>
+              <w:rPr>
+                <w:rFonts w:ascii="Times New Roman" w:hAnsi="Times New Roman" w:cs="Times New Roman"/>
+                <w:i/>
+                <w:color w:val="386F38"/>
+                <w:sz w:val="24"/>
+                <w:szCs w:val="24"/>
+              </w:rPr>
+            </w:pPr>
+            <w:r>
+              <w:rPr>
+                <w:rFonts w:ascii="Times New Roman" w:hAnsi="Times New Roman" w:cs="Times New Roman"/>
+                <w:i/>
+                <w:color w:val="386F38"/>
+                <w:sz w:val="24"/>
+                <w:szCs w:val="24"/>
               </w:rPr>
               <w:t>-4.2 pp</w:t>
             </w:r>
@@ -1694,6 +1738,124 @@
     <w:p>
       <w:pPr>
         <w:spacing w:before="280"/>
+        <w:jc w:val="both"/>
+        <w:rPr>
+          <w:rFonts w:ascii="Times New Roman" w:hAnsi="Times New Roman" w:cs="Times New Roman"/>
+          <w:i/>
+          <w:color w:val="386F38"/>
+          <w:sz w:val="24"/>
+          <w:szCs w:val="24"/>
+        </w:rPr>
+      </w:pPr>
+    </w:p>
+    <w:p>
+      <w:pPr>
+        <w:spacing w:before="280"/>
+        <w:jc w:val="both"/>
+        <w:rPr>
+          <w:rFonts w:ascii="Times New Roman" w:hAnsi="Times New Roman" w:cs="Times New Roman"/>
+          <w:i/>
+          <w:color w:val="386F38"/>
+          <w:sz w:val="24"/>
+          <w:szCs w:val="24"/>
+        </w:rPr>
+      </w:pPr>
+      <w:r>
+        <w:rPr>
+          <w:rFonts w:ascii="Times New Roman" w:hAnsi="Times New Roman" w:cs="Times New Roman"/>
+          <w:i/>
+          <w:color w:val="386F38"/>
+          <w:sz w:val="24"/>
+          <w:szCs w:val="24"/>
+        </w:rPr>
+        <w:t>2.3 Modelo de Ponderacion Multidimensional del Radar de Cobertura</w:t>
+      </w:r>
+    </w:p>
+    <w:p>
+      <w:pPr>
+        <w:spacing w:before="280"/>
+        <w:jc w:val="both"/>
+        <w:rPr>
+          <w:rFonts w:ascii="Times New Roman" w:hAnsi="Times New Roman" w:cs="Times New Roman"/>
+          <w:i/>
+          <w:color w:val="386F38"/>
+          <w:sz w:val="24"/>
+          <w:szCs w:val="24"/>
+        </w:rPr>
+      </w:pPr>
+      <w:r>
+        <w:rPr>
+          <w:rFonts w:ascii="Times New Roman" w:hAnsi="Times New Roman" w:cs="Times New Roman"/>
+          <w:i/>
+          <w:color w:val="386F38"/>
+          <w:sz w:val="24"/>
+          <w:szCs w:val="24"/>
+        </w:rPr>
+        <w:t>El poligono del Grafico de Radar (Resumen Ejecutivo) evalua un vector quinario D = [D_AUH, D_Alimentar, D_RASE, D_Becas, D_Escolarizacion] ajustado en tiempo real contra el vector de metas 2026: [90%, 88%, 85%, 80%, 95%].</w:t>
+      </w:r>
+    </w:p>
+    <w:p>
+      <w:pPr>
+        <w:spacing w:before="280"/>
+        <w:jc w:val="both"/>
+        <w:rPr>
+          <w:rFonts w:ascii="Times New Roman" w:hAnsi="Times New Roman" w:cs="Times New Roman"/>
+          <w:i/>
+          <w:color w:val="386F38"/>
+          <w:sz w:val="24"/>
+          <w:szCs w:val="24"/>
+        </w:rPr>
+      </w:pPr>
+    </w:p>
+    <w:p>
+      <w:pPr>
+        <w:spacing w:before="280"/>
+        <w:jc w:val="both"/>
+        <w:rPr>
+          <w:rFonts w:ascii="Times New Roman" w:hAnsi="Times New Roman" w:cs="Times New Roman"/>
+          <w:i/>
+          <w:color w:val="386F38"/>
+          <w:sz w:val="24"/>
+          <w:szCs w:val="24"/>
+        </w:rPr>
+      </w:pPr>
+      <w:r>
+        <w:rPr>
+          <w:rFonts w:ascii="Times New Roman" w:hAnsi="Times New Roman" w:cs="Times New Roman"/>
+          <w:i/>
+          <w:color w:val="386F38"/>
+          <w:sz w:val="24"/>
+          <w:szCs w:val="24"/>
+        </w:rPr>
+        <w:t>2.4 Arquitectura de Integracion SIIS</w:t>
+      </w:r>
+    </w:p>
+    <w:p>
+      <w:pPr>
+        <w:spacing w:before="200" w:after="280"/>
+        <w:jc w:val="both"/>
+        <w:rPr>
+          <w:rFonts w:ascii="Times New Roman" w:hAnsi="Times New Roman" w:cs="Times New Roman"/>
+          <w:i/>
+          <w:color w:val="386F38"/>
+          <w:sz w:val="24"/>
+          <w:szCs w:val="24"/>
+        </w:rPr>
+      </w:pPr>
+      <w:r>
+        <w:rPr>
+          <w:rFonts w:ascii="Times New Roman" w:hAnsi="Times New Roman" w:cs="Times New Roman"/>
+          <w:i/>
+          <w:color w:val="386F38"/>
+          <w:sz w:val="24"/>
+          <w:szCs w:val="24"/>
+        </w:rPr>
+        <w:t>La metodologia implementada en el tablero garantiza consistencia demografica estricta (Poblacion Total = Suma de Estratos) manteniendo la reactividad instantanea en los 16 graficos del sistema.</w:t>
+      </w:r>
+    </w:p>
+    <w:p>
+      <w:pPr>
+        <w:spacing w:before="200" w:after="280"/>
         <w:rPr>
           <w:rFonts w:ascii="Calibri" w:hAnsi="Calibri" w:cs="Calibri"/>
           <w:b/>
@@ -1703,121 +1865,9 @@
         </w:rPr>
       </w:pPr>
     </w:p>
-    <w:p>
-      <w:pPr>
-        <w:spacing w:before="280"/>
-        <w:rPr>
-          <w:rFonts w:ascii="Calibri" w:hAnsi="Calibri" w:cs="Calibri"/>
-          <w:b/>
-          <w:i/>
-          <w:color w:val="386F38"/>
-          <w:sz w:val="21"/>
-        </w:rPr>
-      </w:pPr>
-      <w:r>
-        <w:rPr>
-          <w:rFonts w:ascii="Calibri" w:hAnsi="Calibri" w:cs="Calibri"/>
-          <w:b/>
-          <w:i/>
-          <w:color w:val="386F38"/>
-          <w:sz w:val="21"/>
-        </w:rPr>
-        <w:t>2.3 Modelo de Ponderacion Multidimensional del Radar de Cobertura</w:t>
-      </w:r>
-    </w:p>
-    <w:p>
-      <w:pPr>
-        <w:spacing w:before="280"/>
-        <w:rPr>
-          <w:rFonts w:ascii="Calibri" w:hAnsi="Calibri" w:cs="Calibri"/>
-          <w:b/>
-          <w:i/>
-          <w:color w:val="386F38"/>
-          <w:sz w:val="21"/>
-        </w:rPr>
-      </w:pPr>
-      <w:r>
-        <w:rPr>
-          <w:rFonts w:ascii="Calibri" w:hAnsi="Calibri" w:cs="Calibri"/>
-          <w:b/>
-          <w:i/>
-          <w:color w:val="386F38"/>
-          <w:sz w:val="21"/>
-        </w:rPr>
-        <w:t>El poligono del Grafico de Radar (Resumen Ejecutivo) evalua un vector quinario D = [D_AUH, D_Alimentar, D_RASE, D_Becas, D_Escolarizacion] ajustado en tiempo real contra el vector de metas 2026: [90%, 88%, 85%, 80%, 95%].</w:t>
-      </w:r>
-    </w:p>
-    <w:p>
-      <w:pPr>
-        <w:spacing w:before="280"/>
-        <w:rPr>
-          <w:rFonts w:ascii="Calibri" w:hAnsi="Calibri" w:cs="Calibri"/>
-          <w:b/>
-          <w:i/>
-          <w:color w:val="386F38"/>
-          <w:sz w:val="21"/>
-        </w:rPr>
-      </w:pPr>
-    </w:p>
-    <w:p>
-      <w:pPr>
-        <w:spacing w:before="280"/>
-        <w:rPr>
-          <w:rFonts w:ascii="Calibri" w:hAnsi="Calibri" w:cs="Calibri"/>
-          <w:b/>
-          <w:i/>
-          <w:color w:val="386F38"/>
-          <w:sz w:val="21"/>
-        </w:rPr>
-      </w:pPr>
-      <w:r>
-        <w:rPr>
-          <w:rFonts w:ascii="Calibri" w:hAnsi="Calibri" w:cs="Calibri"/>
-          <w:b/>
-          <w:i/>
-          <w:color w:val="386F38"/>
-          <w:sz w:val="21"/>
-        </w:rPr>
-        <w:t>2.4 Arquitectura de Integracion SIIS</w:t>
-      </w:r>
-    </w:p>
-    <w:p>
-      <w:pPr>
-        <w:spacing w:before="200" w:after="280"/>
-        <w:rPr>
-          <w:rFonts w:ascii="Calibri" w:hAnsi="Calibri" w:cs="Calibri"/>
-          <w:b/>
-          <w:i/>
-          <w:color w:val="386F38"/>
-          <w:sz w:val="21"/>
-        </w:rPr>
-      </w:pPr>
-      <w:r>
-        <w:rPr>
-          <w:rFonts w:ascii="Calibri" w:hAnsi="Calibri" w:cs="Calibri"/>
-          <w:b/>
-          <w:i/>
-          <w:color w:val="386F38"/>
-          <w:sz w:val="21"/>
-        </w:rPr>
-        <w:t>La metodologia implementada en el tablero garantiza consistencia demografica estricta (Poblacion Total = Suma de Estratos) manteniendo la reactividad instantanea en los 16 graficos del sistema.</w:t>
-      </w:r>
-    </w:p>
-    <w:p>
-      <w:pPr>
-        <w:spacing w:before="200" w:after="280"/>
-        <w:rPr>
-          <w:rFonts w:ascii="Calibri" w:hAnsi="Calibri" w:cs="Calibri"/>
-          <w:b/>
-          <w:i/>
-          <w:color w:val="386F38"/>
-          <w:sz w:val="21"/>
-        </w:rPr>
-      </w:pPr>
-    </w:p>
     <w:sectPr>
       <w:pgSz w:w="11906" w:h="16838"/>
-      <w:pgMar w:top="1134" w:right="1417" w:bottom="1134" w:left="1417" w:header="708" w:footer="708" w:gutter="0"/>
+      <w:pgMar w:top="1134" w:right="991" w:bottom="1134" w:left="1417" w:header="708" w:footer="708" w:gutter="0"/>
       <w:cols w:space="708"/>
       <w:docGrid w:linePitch="360"/>
     </w:sectPr>
